--- a/fra/docx/65.content.docx
+++ b/fra/docx/65.content.docx
@@ -11,6 +11,15 @@
         <w:pStyle w:val="Heading2"/>
       </w:pPr>
       <w:r>
+        <w:t>Resource: Notes d'étude (Tyndale)</w:t>
+      </w:r>
+      <w:r/>
+    </w:p>
+    <w:p>
+      <w:pPr>
+        <w:pStyle w:val="Heading2"/>
+      </w:pPr>
+      <w:r>
         <w:t>License Information</w:t>
       </w:r>
       <w:r/>
@@ -21,7 +30,7 @@
         <w:rPr>
           <w:b/>
         </w:rPr>
-        <w:t>Study Notes (Tyndale)</w:t>
+        <w:t>Notes d'étude (Tyndale)</w:t>
       </w:r>
       <w:r>
         <w:t xml:space="preserve"> (French) is based on</w:t>
@@ -74,7 +83,7 @@
         <w:pStyle w:val="Heading1"/>
       </w:pPr>
       <w:r>
-        <w:t>Study Notes (Tyndale)</w:t>
+        <w:t>Notes d'étude (Tyndale)</w:t>
       </w:r>
     </w:p>
     <w:p>
@@ -83,6 +92,51 @@
           <w:headerReference w:type="even" r:id="rId8"/>
           <w:headerReference w:type="default" r:id="rId9"/>
           <w:footerReference w:type="default" r:id="rId10"/>
+          <w:footnotePr>
+            <w:numRestart w:val="eachSect"/>
+          </w:footnotePr>
+          <w:type w:val="continuous"/>
+          <w:pgSz w:w="12240" w:h="15840" w:code="1"/>
+          <w:pgMar w:top="1440" w:right="1440" w:bottom="1440" w:left="1440" w:header="504" w:footer="504" w:gutter="0"/>
+          <w:cols w:space="708"/>
+          <w:titlePg/>
+          <w:docGrid w:linePitch="360"/>
+        </w:sectPr>
+      </w:pPr>
+    </w:p>
+    <w:p>
+      <w:r/>
+    </w:p>
+    <w:p>
+      <w:pPr>
+        <w:pStyle w:val="Heading2"/>
+      </w:pPr>
+      <w:r>
+        <w:t>JUD</w:t>
+      </w:r>
+      <w:r/>
+    </w:p>
+    <w:p>
+      <w:r/>
+      <w:r>
+        <w:rPr>
+          <w:i/>
+        </w:rPr>
+        <w:t>Jude 1.1, Jude 1.1–2, Jude 1.3, Jude 1.3–4, Jude 1.4, Jude 1.5, Jude 1.5–16, Jude 1.6, Jude 1.7, Jude 1.8, Jude 1.9, Jude 1.11, Jude 1.12, Jude 1.13, Jude 1.14–15, Jude 1.17, Jude 1.17–23, Jude 1.18, Jude 1.20, Jude 1.22, Jude 1.22–23, Jude 1.23, Jude 1.24–25</w:t>
+      </w:r>
+      <w:r/>
+    </w:p>
+    <w:p>
+      <w:r/>
+      <w:r>
+        <w:t xml:space="preserve"> </w:t>
+      </w:r>
+      <w:r/>
+      <w:r/>
+    </w:p>
+    <w:p>
+      <w:pPr>
+        <w:sectPr>
           <w:footnotePr>
             <w:numRestart w:val="eachSect"/>
           </w:footnotePr>

--- a/fra/docx/65.content.docx
+++ b/fra/docx/65.content.docx
@@ -4,48 +4,88 @@
   <w:body>
     <w:p/>
     <w:p>
-      <w:r/>
+      <w:pPr/>
+      <w:r>
+        <w:rPr>
+          <w:lang w:val="fr_FR" w:bidi="fr_FR"/>
+        </w:rPr>
+      </w:r>
     </w:p>
     <w:p>
       <w:pPr>
         <w:pStyle w:val="Heading2"/>
       </w:pPr>
       <w:r>
+        <w:rPr>
+          <w:lang w:val="fr_FR" w:bidi="fr_FR"/>
+        </w:rPr>
         <w:t>Resource: Notes d'étude (Tyndale)</w:t>
       </w:r>
-      <w:r/>
+      <w:r>
+        <w:rPr>
+          <w:lang w:val="fr_FR" w:bidi="fr_FR"/>
+        </w:rPr>
+      </w:r>
     </w:p>
     <w:p>
       <w:pPr>
         <w:pStyle w:val="Heading2"/>
       </w:pPr>
       <w:r>
+        <w:rPr>
+          <w:lang w:val="fr_FR" w:bidi="fr_FR"/>
+        </w:rPr>
         <w:t>License Information</w:t>
       </w:r>
-      <w:r/>
-    </w:p>
-    <w:p>
-      <w:r/>
+      <w:r>
+        <w:rPr>
+          <w:lang w:val="fr_FR" w:bidi="fr_FR"/>
+        </w:rPr>
+      </w:r>
+    </w:p>
+    <w:p>
+      <w:pPr/>
+      <w:r>
+        <w:rPr>
+          <w:lang w:val="fr_FR" w:bidi="fr_FR"/>
+        </w:rPr>
+      </w:r>
       <w:r>
         <w:rPr>
           <w:b/>
+          <w:lang w:val="fr_FR" w:bidi="fr_FR"/>
         </w:rPr>
         <w:t>Notes d'étude (Tyndale)</w:t>
       </w:r>
       <w:r>
+        <w:rPr>
+          <w:lang w:val="fr_FR" w:bidi="fr_FR"/>
+        </w:rPr>
         <w:t xml:space="preserve"> (French) is based on</w:t>
       </w:r>
       <w:r>
+        <w:rPr>
+          <w:lang w:val="fr_FR" w:bidi="fr_FR"/>
+        </w:rPr>
         <w:t xml:space="preserve">: </w:t>
       </w:r>
       <w:r>
+        <w:rPr>
+          <w:lang w:val="fr_FR" w:bidi="fr_FR"/>
+        </w:rPr>
         <w:t>Tyndale Open Study Notes</w:t>
       </w:r>
       <w:r>
+        <w:rPr>
+          <w:lang w:val="fr_FR" w:bidi="fr_FR"/>
+        </w:rPr>
         <w:t xml:space="preserve">, </w:t>
       </w:r>
       <w:hyperlink r:id="rId13">
         <w:r>
+          <w:rPr>
+            <w:lang w:val="fr_FR" w:bidi="fr_FR"/>
+          </w:rPr>
           <w:rPr>
             <w:color w:val="0000EE"/>
             <w:u w:val="single"/>
@@ -54,10 +94,16 @@
         </w:r>
       </w:hyperlink>
       <w:r>
+        <w:rPr>
+          <w:lang w:val="fr_FR" w:bidi="fr_FR"/>
+        </w:rPr>
         <w:t xml:space="preserve">, 2019, which is licensed under a </w:t>
       </w:r>
       <w:hyperlink r:id="rId14">
         <w:r>
+          <w:rPr>
+            <w:lang w:val="fr_FR" w:bidi="fr_FR"/>
+          </w:rPr>
           <w:rPr>
             <w:color w:val="0000EE"/>
             <w:u w:val="single"/>
@@ -66,23 +112,49 @@
         </w:r>
       </w:hyperlink>
       <w:r>
+        <w:rPr>
+          <w:lang w:val="fr_FR" w:bidi="fr_FR"/>
+        </w:rPr>
         <w:t>.</w:t>
       </w:r>
-      <w:r/>
-    </w:p>
-    <w:p>
-      <w:r/>
-      <w:r>
+      <w:r>
+        <w:rPr>
+          <w:lang w:val="fr_FR" w:bidi="fr_FR"/>
+        </w:rPr>
+      </w:r>
+    </w:p>
+    <w:p>
+      <w:pPr/>
+      <w:r>
+        <w:rPr>
+          <w:lang w:val="fr_FR" w:bidi="fr_FR"/>
+        </w:rPr>
+      </w:r>
+      <w:r>
+        <w:rPr>
+          <w:lang w:val="fr_FR" w:bidi="fr_FR"/>
+        </w:rPr>
         <w:t>This PDF version is provided under the same license.</w:t>
       </w:r>
-      <w:r/>
-      <w:r/>
+      <w:r>
+        <w:rPr>
+          <w:lang w:val="fr_FR" w:bidi="fr_FR"/>
+        </w:rPr>
+      </w:r>
+      <w:r>
+        <w:rPr>
+          <w:lang w:val="fr_FR" w:bidi="fr_FR"/>
+        </w:rPr>
+      </w:r>
     </w:p>
     <w:p>
       <w:pPr>
         <w:pStyle w:val="Heading1"/>
       </w:pPr>
       <w:r>
+        <w:rPr>
+          <w:lang w:val="fr_FR" w:bidi="fr_FR"/>
+        </w:rPr>
         <w:t>Notes d'étude (Tyndale)</w:t>
       </w:r>
     </w:p>
@@ -105,34 +177,72 @@
       </w:pPr>
     </w:p>
     <w:p>
-      <w:r/>
+      <w:pPr/>
+      <w:r>
+        <w:rPr>
+          <w:lang w:val="fr_FR" w:bidi="fr_FR"/>
+        </w:rPr>
+      </w:r>
     </w:p>
     <w:p>
       <w:pPr>
         <w:pStyle w:val="Heading2"/>
       </w:pPr>
       <w:r>
+        <w:rPr>
+          <w:lang w:val="fr_FR" w:bidi="fr_FR"/>
+        </w:rPr>
         <w:t>JUD</w:t>
       </w:r>
-      <w:r/>
-    </w:p>
-    <w:p>
-      <w:r/>
+      <w:r>
+        <w:rPr>
+          <w:lang w:val="fr_FR" w:bidi="fr_FR"/>
+        </w:rPr>
+      </w:r>
+    </w:p>
+    <w:p>
+      <w:pPr/>
+      <w:r>
+        <w:rPr>
+          <w:lang w:val="fr_FR" w:bidi="fr_FR"/>
+        </w:rPr>
+      </w:r>
       <w:r>
         <w:rPr>
           <w:i/>
+          <w:lang w:val="fr_FR" w:bidi="fr_FR"/>
         </w:rPr>
         <w:t>Jude 1.1, Jude 1.1–2, Jude 1.3, Jude 1.3–4, Jude 1.4, Jude 1.5, Jude 1.5–16, Jude 1.6, Jude 1.7, Jude 1.8, Jude 1.9, Jude 1.11, Jude 1.12, Jude 1.13, Jude 1.14–15, Jude 1.17, Jude 1.17–23, Jude 1.18, Jude 1.20, Jude 1.22, Jude 1.22–23, Jude 1.23, Jude 1.24–25</w:t>
       </w:r>
-      <w:r/>
-    </w:p>
-    <w:p>
-      <w:r/>
-      <w:r>
+      <w:r>
+        <w:rPr>
+          <w:lang w:val="fr_FR" w:bidi="fr_FR"/>
+        </w:rPr>
+      </w:r>
+    </w:p>
+    <w:p>
+      <w:pPr/>
+      <w:r>
+        <w:rPr>
+          <w:lang w:val="fr_FR" w:bidi="fr_FR"/>
+        </w:rPr>
+      </w:r>
+      <w:r>
+        <w:rPr>
+          <w:lang w:val="fr_FR" w:bidi="fr_FR"/>
+        </w:rPr>
         <w:t xml:space="preserve"> </w:t>
       </w:r>
-      <w:r/>
-      <w:r/>
+      <w:r>
+        <w:rPr>
+          <w:lang w:val="fr_FR" w:bidi="fr_FR"/>
+        </w:rPr>
+      </w:r>
+      <w:r>
+        <w:rPr>
+          <w:lang w:val="fr_FR" w:bidi="fr_FR"/>
+        </w:rPr>
+      </w:r>
     </w:p>
     <w:p>
       <w:pPr>
@@ -150,16 +260,28 @@
       </w:pPr>
     </w:p>
     <w:p>
-      <w:r/>
+      <w:pPr/>
+      <w:r>
+        <w:rPr>
+          <w:lang w:val="fr_FR" w:bidi="fr_FR"/>
+        </w:rPr>
+      </w:r>
     </w:p>
     <w:p>
       <w:pPr>
         <w:pStyle w:val="Heading2"/>
       </w:pPr>
       <w:r>
+        <w:rPr>
+          <w:lang w:val="fr_FR" w:bidi="fr_FR"/>
+        </w:rPr>
         <w:t>Jude 1.1</w:t>
       </w:r>
-      <w:r/>
+      <w:r>
+        <w:rPr>
+          <w:lang w:val="fr_FR" w:bidi="fr_FR"/>
+        </w:rPr>
+      </w:r>
     </w:p>
     <w:p>
       <w:pPr>
@@ -167,20 +289,39 @@
         <w:spacing w:line="240" w:lineRule="auto"/>
         <w:ind w:left="720"/>
       </w:pPr>
-      <w:r/>
-      <w:r>
+      <w:r>
+        <w:rPr>
+          <w:lang w:val="fr_FR" w:bidi="fr_FR"/>
+        </w:rPr>
+      </w:r>
+      <w:r>
+        <w:rPr>
+          <w:lang w:val="fr_FR" w:bidi="fr_FR"/>
+        </w:rPr>
         <w:t>Jude</w:t>
       </w:r>
       <w:r>
+        <w:rPr>
+          <w:lang w:val="fr_FR" w:bidi="fr_FR"/>
+        </w:rPr>
         <w:t xml:space="preserve"> est la forme grecque du nom hébreu « Juda », un nom courant à l’époque. L’auteur de cette lettre se présente comme le frère de Jacques, lui-même frère de Jésus</w:t>
       </w:r>
       <w:r>
+        <w:rPr>
+          <w:lang w:val="fr_FR" w:bidi="fr_FR"/>
+        </w:rPr>
         <w:t xml:space="preserve"> (voir </w:t>
       </w:r>
       <w:r>
+        <w:rPr>
+          <w:lang w:val="fr_FR" w:bidi="fr_FR"/>
+        </w:rPr>
         <w:t>Introduction au livre de Jude</w:t>
       </w:r>
       <w:r>
+        <w:rPr>
+          <w:lang w:val="fr_FR" w:bidi="fr_FR"/>
+        </w:rPr>
         <w:t>, « Auteur »).</w:t>
       </w:r>
     </w:p>
@@ -190,24 +331,41 @@
         <w:spacing w:line="240" w:lineRule="auto"/>
         <w:ind w:left="720"/>
       </w:pPr>
-      <w:r/>
+      <w:r>
+        <w:rPr>
+          <w:lang w:val="fr_FR" w:bidi="fr_FR"/>
+        </w:rPr>
+      </w:r>
       <w:r>
         <w:rPr>
           <w:i/>
+          <w:lang w:val="fr_FR" w:bidi="fr_FR"/>
         </w:rPr>
         <w:t>serviteur de Jésus-Christ</w:t>
       </w:r>
       <w:r>
+        <w:rPr>
+          <w:lang w:val="fr_FR" w:bidi="fr_FR"/>
+        </w:rPr>
         <w:t xml:space="preserve"> : </w:t>
       </w:r>
       <w:r>
+        <w:rPr>
+          <w:lang w:val="fr_FR" w:bidi="fr_FR"/>
+        </w:rPr>
         <w:t>En se désignant ainsi, Jude affirme son obéissance et son attachement profond au Christ dans tous les domaines de sa vie. Ce titre témoigne aussi d’un profond respect : dans l’Ancien Testament, les grands chefs étaient souvent appelés serviteurs de l’Éternel</w:t>
       </w:r>
       <w:r>
+        <w:rPr>
+          <w:lang w:val="fr_FR" w:bidi="fr_FR"/>
+        </w:rPr>
         <w:t xml:space="preserve"> (voir </w:t>
       </w:r>
       <w:hyperlink r:id="rId15">
         <w:r>
+          <w:rPr>
+            <w:lang w:val="fr_FR" w:bidi="fr_FR"/>
+          </w:rPr>
           <w:rPr>
             <w:color w:val="0000EE"/>
             <w:u w:val="single"/>
@@ -216,10 +374,16 @@
         </w:r>
       </w:hyperlink>
       <w:r>
+        <w:rPr>
+          <w:lang w:val="fr_FR" w:bidi="fr_FR"/>
+        </w:rPr>
         <w:t xml:space="preserve"> ; </w:t>
       </w:r>
       <w:hyperlink r:id="rId16">
         <w:r>
+          <w:rPr>
+            <w:lang w:val="fr_FR" w:bidi="fr_FR"/>
+          </w:rPr>
           <w:rPr>
             <w:color w:val="0000EE"/>
             <w:u w:val="single"/>
@@ -228,10 +392,16 @@
         </w:r>
       </w:hyperlink>
       <w:r>
+        <w:rPr>
+          <w:lang w:val="fr_FR" w:bidi="fr_FR"/>
+        </w:rPr>
         <w:t xml:space="preserve"> ; </w:t>
       </w:r>
       <w:hyperlink r:id="rId17">
         <w:r>
+          <w:rPr>
+            <w:lang w:val="fr_FR" w:bidi="fr_FR"/>
+          </w:rPr>
           <w:rPr>
             <w:color w:val="0000EE"/>
             <w:u w:val="single"/>
@@ -240,6 +410,9 @@
         </w:r>
       </w:hyperlink>
       <w:r>
+        <w:rPr>
+          <w:lang w:val="fr_FR" w:bidi="fr_FR"/>
+        </w:rPr>
         <w:t>).</w:t>
       </w:r>
     </w:p>
@@ -249,39 +422,71 @@
         <w:spacing w:line="240" w:lineRule="auto"/>
         <w:ind w:left="720"/>
       </w:pPr>
-      <w:r/>
+      <w:r>
+        <w:rPr>
+          <w:lang w:val="fr_FR" w:bidi="fr_FR"/>
+        </w:rPr>
+      </w:r>
       <w:r>
         <w:rPr>
           <w:i/>
+          <w:lang w:val="fr_FR" w:bidi="fr_FR"/>
         </w:rPr>
         <w:t>à ceux qui ont été appelé</w:t>
       </w:r>
       <w:r>
         <w:rPr>
           <w:i/>
+          <w:lang w:val="fr_FR" w:bidi="fr_FR"/>
         </w:rPr>
         <w:t>s</w:t>
       </w:r>
       <w:r>
+        <w:rPr>
+          <w:lang w:val="fr_FR" w:bidi="fr_FR"/>
+        </w:rPr>
         <w:t xml:space="preserve"> : </w:t>
       </w:r>
       <w:r>
+        <w:rPr>
+          <w:lang w:val="fr_FR" w:bidi="fr_FR"/>
+        </w:rPr>
         <w:t>L’identité précise des destinataires de cette lettre reste inconnue.</w:t>
       </w:r>
-      <w:r/>
-      <w:r/>
-    </w:p>
-    <w:p>
-      <w:r/>
+      <w:r>
+        <w:rPr>
+          <w:lang w:val="fr_FR" w:bidi="fr_FR"/>
+        </w:rPr>
+      </w:r>
+      <w:r>
+        <w:rPr>
+          <w:lang w:val="fr_FR" w:bidi="fr_FR"/>
+        </w:rPr>
+      </w:r>
+    </w:p>
+    <w:p>
+      <w:pPr/>
+      <w:r>
+        <w:rPr>
+          <w:lang w:val="fr_FR" w:bidi="fr_FR"/>
+        </w:rPr>
+      </w:r>
     </w:p>
     <w:p>
       <w:pPr>
         <w:pStyle w:val="Heading2"/>
       </w:pPr>
       <w:r>
+        <w:rPr>
+          <w:lang w:val="fr_FR" w:bidi="fr_FR"/>
+        </w:rPr>
         <w:t>Jude 1.1–2</w:t>
       </w:r>
-      <w:r/>
+      <w:r>
+        <w:rPr>
+          <w:lang w:val="fr_FR" w:bidi="fr_FR"/>
+        </w:rPr>
+      </w:r>
     </w:p>
     <w:p>
       <w:pPr>
@@ -289,8 +494,15 @@
         <w:spacing w:line="240" w:lineRule="auto"/>
         <w:ind w:left="720"/>
       </w:pPr>
-      <w:r/>
-      <w:r>
+      <w:r>
+        <w:rPr>
+          <w:lang w:val="fr_FR" w:bidi="fr_FR"/>
+        </w:rPr>
+      </w:r>
+      <w:r>
+        <w:rPr>
+          <w:lang w:val="fr_FR" w:bidi="fr_FR"/>
+        </w:rPr>
         <w:t>Fidèle à la structure classique d’une lettre, Jude commence par se présenter, désigne ses destinataires et formule une prière en leur faveur.</w:t>
       </w:r>
     </w:p>
@@ -300,24 +512,41 @@
         <w:spacing w:line="240" w:lineRule="auto"/>
         <w:ind w:left="720"/>
       </w:pPr>
-      <w:r/>
+      <w:r>
+        <w:rPr>
+          <w:lang w:val="fr_FR" w:bidi="fr_FR"/>
+        </w:rPr>
+      </w:r>
       <w:r>
         <w:rPr>
           <w:i/>
+          <w:lang w:val="fr_FR" w:bidi="fr_FR"/>
         </w:rPr>
         <w:t>gardés pour Jésus-Christ</w:t>
       </w:r>
       <w:r>
+        <w:rPr>
+          <w:lang w:val="fr_FR" w:bidi="fr_FR"/>
+        </w:rPr>
         <w:t xml:space="preserve"> : </w:t>
       </w:r>
       <w:r>
+        <w:rPr>
+          <w:lang w:val="fr_FR" w:bidi="fr_FR"/>
+        </w:rPr>
         <w:t>Cette expression met en lumière une vérité essentielle</w:t>
       </w:r>
       <w:r>
+        <w:rPr>
+          <w:lang w:val="fr_FR" w:bidi="fr_FR"/>
+        </w:rPr>
         <w:t xml:space="preserve"> (voir aussi </w:t>
       </w:r>
       <w:hyperlink r:id="rId18">
         <w:r>
+          <w:rPr>
+            <w:lang w:val="fr_FR" w:bidi="fr_FR"/>
+          </w:rPr>
           <w:rPr>
             <w:color w:val="0000EE"/>
             <w:u w:val="single"/>
@@ -326,10 +555,16 @@
         </w:r>
       </w:hyperlink>
       <w:r>
+        <w:rPr>
+          <w:lang w:val="fr_FR" w:bidi="fr_FR"/>
+        </w:rPr>
         <w:t xml:space="preserve">, </w:t>
       </w:r>
       <w:hyperlink r:id="rId19">
         <w:r>
+          <w:rPr>
+            <w:lang w:val="fr_FR" w:bidi="fr_FR"/>
+          </w:rPr>
           <w:rPr>
             <w:color w:val="0000EE"/>
             <w:u w:val="single"/>
@@ -338,74 +573,160 @@
         </w:r>
       </w:hyperlink>
       <w:r>
+        <w:rPr>
+          <w:lang w:val="fr_FR" w:bidi="fr_FR"/>
+        </w:rPr>
         <w:t xml:space="preserve">). </w:t>
       </w:r>
       <w:r>
+        <w:rPr>
+          <w:lang w:val="fr_FR" w:bidi="fr_FR"/>
+        </w:rPr>
         <w:t>Elle offre aux croyants une profonde assurance, en particulier lorsqu’ils sont confrontés à des personnes qui enseignent des doctrines erronées sur Dieu.</w:t>
       </w:r>
-      <w:r/>
-      <w:r/>
-    </w:p>
-    <w:p>
-      <w:r/>
+      <w:r>
+        <w:rPr>
+          <w:lang w:val="fr_FR" w:bidi="fr_FR"/>
+        </w:rPr>
+      </w:r>
+      <w:r>
+        <w:rPr>
+          <w:lang w:val="fr_FR" w:bidi="fr_FR"/>
+        </w:rPr>
+      </w:r>
+    </w:p>
+    <w:p>
+      <w:pPr/>
+      <w:r>
+        <w:rPr>
+          <w:lang w:val="fr_FR" w:bidi="fr_FR"/>
+        </w:rPr>
+      </w:r>
     </w:p>
     <w:p>
       <w:pPr>
         <w:pStyle w:val="Heading2"/>
       </w:pPr>
       <w:r>
+        <w:rPr>
+          <w:lang w:val="fr_FR" w:bidi="fr_FR"/>
+        </w:rPr>
         <w:t>Jude 1.3</w:t>
       </w:r>
-      <w:r/>
-    </w:p>
-    <w:p>
-      <w:r/>
-      <w:r>
+      <w:r>
+        <w:rPr>
+          <w:lang w:val="fr_FR" w:bidi="fr_FR"/>
+        </w:rPr>
+      </w:r>
+    </w:p>
+    <w:p>
+      <w:pPr/>
+      <w:r>
+        <w:rPr>
+          <w:lang w:val="fr_FR" w:bidi="fr_FR"/>
+        </w:rPr>
+      </w:r>
+      <w:r>
+        <w:rPr>
+          <w:lang w:val="fr_FR" w:bidi="fr_FR"/>
+        </w:rPr>
         <w:t xml:space="preserve">Dans le Nouveau Testament, le terme </w:t>
       </w:r>
       <w:r>
+        <w:rPr>
+          <w:lang w:val="fr_FR" w:bidi="fr_FR"/>
+        </w:rPr>
         <w:t>« foi »</w:t>
       </w:r>
       <w:r>
+        <w:rPr>
+          <w:lang w:val="fr_FR" w:bidi="fr_FR"/>
+        </w:rPr>
         <w:t xml:space="preserve"> désigne le plus souvent l’action visant à croire, tandis que l’expression</w:t>
       </w:r>
       <w:r>
+        <w:rPr>
+          <w:lang w:val="fr_FR" w:bidi="fr_FR"/>
+        </w:rPr>
         <w:t xml:space="preserve"> « la foi »</w:t>
       </w:r>
       <w:r>
+        <w:rPr>
+          <w:lang w:val="fr_FR" w:bidi="fr_FR"/>
+        </w:rPr>
         <w:t xml:space="preserve"> désigne l’ensemble des croyances chrétiennes.</w:t>
       </w:r>
-      <w:r/>
-      <w:r/>
-    </w:p>
-    <w:p>
-      <w:r/>
+      <w:r>
+        <w:rPr>
+          <w:lang w:val="fr_FR" w:bidi="fr_FR"/>
+        </w:rPr>
+      </w:r>
+      <w:r>
+        <w:rPr>
+          <w:lang w:val="fr_FR" w:bidi="fr_FR"/>
+        </w:rPr>
+      </w:r>
+    </w:p>
+    <w:p>
+      <w:pPr/>
+      <w:r>
+        <w:rPr>
+          <w:lang w:val="fr_FR" w:bidi="fr_FR"/>
+        </w:rPr>
+      </w:r>
     </w:p>
     <w:p>
       <w:pPr>
         <w:pStyle w:val="Heading2"/>
       </w:pPr>
       <w:r>
+        <w:rPr>
+          <w:lang w:val="fr_FR" w:bidi="fr_FR"/>
+        </w:rPr>
         <w:t>Jude 1.3–4</w:t>
       </w:r>
-      <w:r/>
-    </w:p>
-    <w:p>
-      <w:r/>
-      <w:r>
+      <w:r>
+        <w:rPr>
+          <w:lang w:val="fr_FR" w:bidi="fr_FR"/>
+        </w:rPr>
+      </w:r>
+    </w:p>
+    <w:p>
+      <w:pPr/>
+      <w:r>
+        <w:rPr>
+          <w:lang w:val="fr_FR" w:bidi="fr_FR"/>
+        </w:rPr>
+      </w:r>
+      <w:r>
+        <w:rPr>
+          <w:lang w:val="fr_FR" w:bidi="fr_FR"/>
+        </w:rPr>
         <w:t>À la place de l’action de grâce traditionnelle que l’on trouve généralement à ce stade dans les lettres du Nouveau Testament</w:t>
       </w:r>
       <w:r>
+        <w:rPr>
+          <w:lang w:val="fr_FR" w:bidi="fr_FR"/>
+        </w:rPr>
         <w:t xml:space="preserve">, </w:t>
       </w:r>
       <w:r>
+        <w:rPr>
+          <w:lang w:val="fr_FR" w:bidi="fr_FR"/>
+        </w:rPr>
         <w:t xml:space="preserve">Jude expose d’emblée le cœur de son message </w:t>
       </w:r>
       <w:r>
+        <w:rPr>
+          <w:lang w:val="fr_FR" w:bidi="fr_FR"/>
+        </w:rPr>
         <w:t xml:space="preserve">(voir </w:t>
       </w:r>
       <w:hyperlink r:id="rId20">
         <w:r>
+          <w:rPr>
+            <w:lang w:val="fr_FR" w:bidi="fr_FR"/>
+          </w:rPr>
           <w:rPr>
             <w:color w:val="0000EE"/>
             <w:u w:val="single"/>
@@ -414,10 +735,16 @@
         </w:r>
       </w:hyperlink>
       <w:r>
+        <w:rPr>
+          <w:lang w:val="fr_FR" w:bidi="fr_FR"/>
+        </w:rPr>
         <w:t xml:space="preserve"> ; </w:t>
       </w:r>
       <w:hyperlink r:id="rId21">
         <w:r>
+          <w:rPr>
+            <w:lang w:val="fr_FR" w:bidi="fr_FR"/>
+          </w:rPr>
           <w:rPr>
             <w:color w:val="0000EE"/>
             <w:u w:val="single"/>
@@ -426,10 +753,16 @@
         </w:r>
       </w:hyperlink>
       <w:r>
+        <w:rPr>
+          <w:lang w:val="fr_FR" w:bidi="fr_FR"/>
+        </w:rPr>
         <w:t xml:space="preserve">). Les faux enseignements représentaient une menace sérieuse pour la foi des personnes à qui il écrivait (voir </w:t>
       </w:r>
       <w:hyperlink r:id="rId22">
         <w:r>
+          <w:rPr>
+            <w:lang w:val="fr_FR" w:bidi="fr_FR"/>
+          </w:rPr>
           <w:rPr>
             <w:color w:val="0000EE"/>
             <w:u w:val="single"/>
@@ -438,36 +771,76 @@
         </w:r>
       </w:hyperlink>
       <w:r>
+        <w:rPr>
+          <w:lang w:val="fr_FR" w:bidi="fr_FR"/>
+        </w:rPr>
         <w:t>).</w:t>
       </w:r>
-      <w:r/>
-      <w:r/>
-    </w:p>
-    <w:p>
-      <w:r/>
+      <w:r>
+        <w:rPr>
+          <w:lang w:val="fr_FR" w:bidi="fr_FR"/>
+        </w:rPr>
+      </w:r>
+      <w:r>
+        <w:rPr>
+          <w:lang w:val="fr_FR" w:bidi="fr_FR"/>
+        </w:rPr>
+      </w:r>
+    </w:p>
+    <w:p>
+      <w:pPr/>
+      <w:r>
+        <w:rPr>
+          <w:lang w:val="fr_FR" w:bidi="fr_FR"/>
+        </w:rPr>
+      </w:r>
     </w:p>
     <w:p>
       <w:pPr>
         <w:pStyle w:val="Heading2"/>
       </w:pPr>
       <w:r>
+        <w:rPr>
+          <w:lang w:val="fr_FR" w:bidi="fr_FR"/>
+        </w:rPr>
         <w:t>Jude 1.4</w:t>
       </w:r>
-      <w:r/>
-    </w:p>
-    <w:p>
-      <w:r/>
-      <w:r>
+      <w:r>
+        <w:rPr>
+          <w:lang w:val="fr_FR" w:bidi="fr_FR"/>
+        </w:rPr>
+      </w:r>
+    </w:p>
+    <w:p>
+      <w:pPr/>
+      <w:r>
+        <w:rPr>
+          <w:lang w:val="fr_FR" w:bidi="fr_FR"/>
+        </w:rPr>
+      </w:r>
+      <w:r>
+        <w:rPr>
+          <w:lang w:val="fr_FR" w:bidi="fr_FR"/>
+        </w:rPr>
         <w:t>I</w:t>
       </w:r>
       <w:r>
+        <w:rPr>
+          <w:lang w:val="fr_FR" w:bidi="fr_FR"/>
+        </w:rPr>
         <w:t>l peut être tentant de détourner la grâce merveilleuse de Dieu en prétendant qu’elle nous donne la liberté de faire le mal</w:t>
       </w:r>
       <w:r>
+        <w:rPr>
+          <w:lang w:val="fr_FR" w:bidi="fr_FR"/>
+        </w:rPr>
         <w:t xml:space="preserve"> (voir </w:t>
       </w:r>
       <w:hyperlink r:id="rId23">
         <w:r>
+          <w:rPr>
+            <w:lang w:val="fr_FR" w:bidi="fr_FR"/>
+          </w:rPr>
           <w:rPr>
             <w:color w:val="0000EE"/>
             <w:u w:val="single"/>
@@ -476,22 +849,45 @@
         </w:r>
       </w:hyperlink>
       <w:r>
+        <w:rPr>
+          <w:lang w:val="fr_FR" w:bidi="fr_FR"/>
+        </w:rPr>
         <w:t>).</w:t>
       </w:r>
-      <w:r/>
-      <w:r/>
-    </w:p>
-    <w:p>
-      <w:r/>
+      <w:r>
+        <w:rPr>
+          <w:lang w:val="fr_FR" w:bidi="fr_FR"/>
+        </w:rPr>
+      </w:r>
+      <w:r>
+        <w:rPr>
+          <w:lang w:val="fr_FR" w:bidi="fr_FR"/>
+        </w:rPr>
+      </w:r>
+    </w:p>
+    <w:p>
+      <w:pPr/>
+      <w:r>
+        <w:rPr>
+          <w:lang w:val="fr_FR" w:bidi="fr_FR"/>
+        </w:rPr>
+      </w:r>
     </w:p>
     <w:p>
       <w:pPr>
         <w:pStyle w:val="Heading2"/>
       </w:pPr>
       <w:r>
+        <w:rPr>
+          <w:lang w:val="fr_FR" w:bidi="fr_FR"/>
+        </w:rPr>
         <w:t>Jude 1.5</w:t>
       </w:r>
-      <w:r/>
+      <w:r>
+        <w:rPr>
+          <w:lang w:val="fr_FR" w:bidi="fr_FR"/>
+        </w:rPr>
+      </w:r>
     </w:p>
     <w:p>
       <w:pPr>
@@ -499,15 +895,28 @@
         <w:spacing w:line="240" w:lineRule="auto"/>
         <w:ind w:left="720"/>
       </w:pPr>
-      <w:r/>
-      <w:r>
+      <w:r>
+        <w:rPr>
+          <w:lang w:val="fr_FR" w:bidi="fr_FR"/>
+        </w:rPr>
+      </w:r>
+      <w:r>
+        <w:rPr>
+          <w:lang w:val="fr_FR" w:bidi="fr_FR"/>
+        </w:rPr>
         <w:t>Jésus existait avant sa naissance et il a délivré le peuple d’Israël de l’esclavage en Égypte. Par la suite, il a jugé les personnes qui lui étaient infidèles</w:t>
       </w:r>
       <w:r>
+        <w:rPr>
+          <w:lang w:val="fr_FR" w:bidi="fr_FR"/>
+        </w:rPr>
         <w:t xml:space="preserve"> (comparez </w:t>
       </w:r>
       <w:hyperlink r:id="rId24">
         <w:r>
+          <w:rPr>
+            <w:lang w:val="fr_FR" w:bidi="fr_FR"/>
+          </w:rPr>
           <w:rPr>
             <w:color w:val="0000EE"/>
             <w:u w:val="single"/>
@@ -516,6 +925,9 @@
         </w:r>
       </w:hyperlink>
       <w:r>
+        <w:rPr>
+          <w:lang w:val="fr_FR" w:bidi="fr_FR"/>
+        </w:rPr>
         <w:t>).</w:t>
       </w:r>
     </w:p>
@@ -525,30 +937,48 @@
         <w:spacing w:line="240" w:lineRule="auto"/>
         <w:ind w:left="720"/>
       </w:pPr>
-      <w:r/>
+      <w:r>
+        <w:rPr>
+          <w:lang w:val="fr_FR" w:bidi="fr_FR"/>
+        </w:rPr>
+      </w:r>
       <w:r>
         <w:rPr>
           <w:i/>
+          <w:lang w:val="fr_FR" w:bidi="fr_FR"/>
         </w:rPr>
         <w:t>que le Seigneur, après avoir sauvé le peuple et l’avoir tiré du pays d’Égypte, fit ensuite périr les incrédules</w:t>
       </w:r>
       <w:r>
         <w:rPr>
           <w:i/>
+          <w:lang w:val="fr_FR" w:bidi="fr_FR"/>
         </w:rPr>
         <w:t xml:space="preserve"> :</w:t>
       </w:r>
       <w:r>
+        <w:rPr>
+          <w:lang w:val="fr_FR" w:bidi="fr_FR"/>
+        </w:rPr>
         <w:t xml:space="preserve"> La plupart des gens </w:t>
       </w:r>
       <w:r>
+        <w:rPr>
+          <w:lang w:val="fr_FR" w:bidi="fr_FR"/>
+        </w:rPr>
         <w:t>ne faisait pas confiance à Dieu pour assurer leur protection. En raison de leur incrédulité, Dieu les fit errer dans le désert jusqu’à leur mort, à l’exception de Josué et Caleb</w:t>
       </w:r>
       <w:r>
+        <w:rPr>
+          <w:lang w:val="fr_FR" w:bidi="fr_FR"/>
+        </w:rPr>
         <w:t xml:space="preserve"> (voir </w:t>
       </w:r>
       <w:hyperlink r:id="rId25">
         <w:r>
+          <w:rPr>
+            <w:lang w:val="fr_FR" w:bidi="fr_FR"/>
+          </w:rPr>
           <w:rPr>
             <w:color w:val="0000EE"/>
             <w:u w:val="single"/>
@@ -557,33 +987,70 @@
         </w:r>
       </w:hyperlink>
       <w:r>
+        <w:rPr>
+          <w:lang w:val="fr_FR" w:bidi="fr_FR"/>
+        </w:rPr>
         <w:t>).</w:t>
       </w:r>
-      <w:r/>
-      <w:r/>
-    </w:p>
-    <w:p>
-      <w:r/>
+      <w:r>
+        <w:rPr>
+          <w:lang w:val="fr_FR" w:bidi="fr_FR"/>
+        </w:rPr>
+      </w:r>
+      <w:r>
+        <w:rPr>
+          <w:lang w:val="fr_FR" w:bidi="fr_FR"/>
+        </w:rPr>
+      </w:r>
+    </w:p>
+    <w:p>
+      <w:pPr/>
+      <w:r>
+        <w:rPr>
+          <w:lang w:val="fr_FR" w:bidi="fr_FR"/>
+        </w:rPr>
+      </w:r>
     </w:p>
     <w:p>
       <w:pPr>
         <w:pStyle w:val="Heading2"/>
       </w:pPr>
       <w:r>
+        <w:rPr>
+          <w:lang w:val="fr_FR" w:bidi="fr_FR"/>
+        </w:rPr>
         <w:t>Jude 1.5–16</w:t>
       </w:r>
-      <w:r/>
-    </w:p>
-    <w:p>
-      <w:r/>
-      <w:r>
+      <w:r>
+        <w:rPr>
+          <w:lang w:val="fr_FR" w:bidi="fr_FR"/>
+        </w:rPr>
+      </w:r>
+    </w:p>
+    <w:p>
+      <w:pPr/>
+      <w:r>
+        <w:rPr>
+          <w:lang w:val="fr_FR" w:bidi="fr_FR"/>
+        </w:rPr>
+      </w:r>
+      <w:r>
+        <w:rPr>
+          <w:lang w:val="fr_FR" w:bidi="fr_FR"/>
+        </w:rPr>
         <w:t>Cette section illustre l’expression « dont la condamnation est écrite depuis longtemps »</w:t>
       </w:r>
       <w:r>
+        <w:rPr>
+          <w:lang w:val="fr_FR" w:bidi="fr_FR"/>
+        </w:rPr>
         <w:t xml:space="preserve"> au verset </w:t>
       </w:r>
       <w:hyperlink r:id="rId26">
         <w:r>
+          <w:rPr>
+            <w:lang w:val="fr_FR" w:bidi="fr_FR"/>
+          </w:rPr>
           <w:rPr>
             <w:color w:val="0000EE"/>
             <w:u w:val="single"/>
@@ -592,48 +1059,100 @@
         </w:r>
       </w:hyperlink>
       <w:r>
+        <w:rPr>
+          <w:lang w:val="fr_FR" w:bidi="fr_FR"/>
+        </w:rPr>
         <w:t xml:space="preserve">, </w:t>
       </w:r>
       <w:r>
+        <w:rPr>
+          <w:lang w:val="fr_FR" w:bidi="fr_FR"/>
+        </w:rPr>
         <w:t>en s’appuyant sur des exemples de l’Ancien Testament, montrant comment Dieu a exercé son jugement sur les faux enseignants.</w:t>
       </w:r>
-      <w:r/>
-      <w:r/>
-    </w:p>
-    <w:p>
-      <w:r/>
+      <w:r>
+        <w:rPr>
+          <w:lang w:val="fr_FR" w:bidi="fr_FR"/>
+        </w:rPr>
+      </w:r>
+      <w:r>
+        <w:rPr>
+          <w:lang w:val="fr_FR" w:bidi="fr_FR"/>
+        </w:rPr>
+      </w:r>
+    </w:p>
+    <w:p>
+      <w:pPr/>
+      <w:r>
+        <w:rPr>
+          <w:lang w:val="fr_FR" w:bidi="fr_FR"/>
+        </w:rPr>
+      </w:r>
     </w:p>
     <w:p>
       <w:pPr>
         <w:pStyle w:val="Heading2"/>
       </w:pPr>
       <w:r>
+        <w:rPr>
+          <w:lang w:val="fr_FR" w:bidi="fr_FR"/>
+        </w:rPr>
         <w:t>Jude 1.6</w:t>
       </w:r>
-      <w:r/>
-    </w:p>
-    <w:p>
-      <w:r/>
-      <w:r>
+      <w:r>
+        <w:rPr>
+          <w:lang w:val="fr_FR" w:bidi="fr_FR"/>
+        </w:rPr>
+      </w:r>
+    </w:p>
+    <w:p>
+      <w:pPr/>
+      <w:r>
+        <w:rPr>
+          <w:lang w:val="fr_FR" w:bidi="fr_FR"/>
+        </w:rPr>
+      </w:r>
+      <w:r>
+        <w:rPr>
+          <w:lang w:val="fr_FR" w:bidi="fr_FR"/>
+        </w:rPr>
         <w:t xml:space="preserve">Les anges mentionnés peuvent évoquer la chute de Satan et de ceux qui l’ont suivi, bien qu’aucun passage de l’Ancien Testament ne décrive cet événement directement </w:t>
       </w:r>
       <w:r>
+        <w:rPr>
+          <w:lang w:val="fr_FR" w:bidi="fr_FR"/>
+        </w:rPr>
         <w:t xml:space="preserve">(voir les notes d’étude sur les versets </w:t>
       </w:r>
       <w:r>
+        <w:rPr>
+          <w:lang w:val="fr_FR" w:bidi="fr_FR"/>
+        </w:rPr>
         <w:t>Es 14.12–17</w:t>
       </w:r>
       <w:r>
+        <w:rPr>
+          <w:lang w:val="fr_FR" w:bidi="fr_FR"/>
+        </w:rPr>
         <w:t xml:space="preserve"> ; </w:t>
       </w:r>
       <w:r>
+        <w:rPr>
+          <w:lang w:val="fr_FR" w:bidi="fr_FR"/>
+        </w:rPr>
         <w:t>Ez 28.12–19</w:t>
       </w:r>
       <w:r>
+        <w:rPr>
+          <w:lang w:val="fr_FR" w:bidi="fr_FR"/>
+        </w:rPr>
         <w:t xml:space="preserve">). Jude évoquait probablement les versets </w:t>
       </w:r>
       <w:hyperlink r:id="rId27">
         <w:r>
+          <w:rPr>
+            <w:lang w:val="fr_FR" w:bidi="fr_FR"/>
+          </w:rPr>
           <w:rPr>
             <w:color w:val="0000EE"/>
             <w:u w:val="single"/>
@@ -642,40 +1161,71 @@
         </w:r>
       </w:hyperlink>
       <w:r>
+        <w:rPr>
+          <w:lang w:val="fr_FR" w:bidi="fr_FR"/>
+        </w:rPr>
         <w:t xml:space="preserve">. </w:t>
       </w:r>
       <w:r>
+        <w:rPr>
+          <w:lang w:val="fr_FR" w:bidi="fr_FR"/>
+        </w:rPr>
         <w:t>Selon la tradition juive, les « fils de Dieu » mentionnés dans ce passage étaient des anges déchus, punis par Dieu pour avoir eu des relations avec des femmes humaines</w:t>
       </w:r>
       <w:r>
+        <w:rPr>
+          <w:lang w:val="fr_FR" w:bidi="fr_FR"/>
+        </w:rPr>
         <w:t xml:space="preserve"> (voir </w:t>
       </w:r>
       <w:r>
         <w:rPr>
           <w:i/>
+          <w:lang w:val="fr_FR" w:bidi="fr_FR"/>
         </w:rPr>
         <w:t>1 Hénoc</w:t>
       </w:r>
       <w:r>
+        <w:rPr>
+          <w:lang w:val="fr_FR" w:bidi="fr_FR"/>
+        </w:rPr>
         <w:t xml:space="preserve"> 6–10 ; voir aussi les notes d’étude sur </w:t>
       </w:r>
       <w:r>
+        <w:rPr>
+          <w:lang w:val="fr_FR" w:bidi="fr_FR"/>
+        </w:rPr>
         <w:t>1P 3.19–20</w:t>
       </w:r>
       <w:r>
+        <w:rPr>
+          <w:lang w:val="fr_FR" w:bidi="fr_FR"/>
+        </w:rPr>
         <w:t xml:space="preserve"> ; </w:t>
       </w:r>
       <w:r>
+        <w:rPr>
+          <w:lang w:val="fr_FR" w:bidi="fr_FR"/>
+        </w:rPr>
         <w:t>2P 2.4</w:t>
       </w:r>
       <w:r>
+        <w:rPr>
+          <w:lang w:val="fr_FR" w:bidi="fr_FR"/>
+        </w:rPr>
         <w:t xml:space="preserve">). </w:t>
       </w:r>
       <w:r>
+        <w:rPr>
+          <w:lang w:val="fr_FR" w:bidi="fr_FR"/>
+        </w:rPr>
         <w:t xml:space="preserve">D’ailleurs, Jude cite explicitement le livre 1 Hénoc aux </w:t>
       </w:r>
       <w:hyperlink r:id="rId28">
         <w:r>
+          <w:rPr>
+            <w:lang w:val="fr_FR" w:bidi="fr_FR"/>
+          </w:rPr>
           <w:rPr>
             <w:color w:val="0000EE"/>
             <w:u w:val="single"/>
@@ -683,20 +1233,40 @@
           <w:t>versets 14–15.</w:t>
         </w:r>
       </w:hyperlink>
-      <w:r/>
-      <w:r/>
-    </w:p>
-    <w:p>
-      <w:r/>
+      <w:r>
+        <w:rPr>
+          <w:lang w:val="fr_FR" w:bidi="fr_FR"/>
+        </w:rPr>
+      </w:r>
+      <w:r>
+        <w:rPr>
+          <w:lang w:val="fr_FR" w:bidi="fr_FR"/>
+        </w:rPr>
+      </w:r>
+    </w:p>
+    <w:p>
+      <w:pPr/>
+      <w:r>
+        <w:rPr>
+          <w:lang w:val="fr_FR" w:bidi="fr_FR"/>
+        </w:rPr>
+      </w:r>
     </w:p>
     <w:p>
       <w:pPr>
         <w:pStyle w:val="Heading2"/>
       </w:pPr>
       <w:r>
+        <w:rPr>
+          <w:lang w:val="fr_FR" w:bidi="fr_FR"/>
+        </w:rPr>
         <w:t>Jude 1.7</w:t>
       </w:r>
-      <w:r/>
+      <w:r>
+        <w:rPr>
+          <w:lang w:val="fr_FR" w:bidi="fr_FR"/>
+        </w:rPr>
+      </w:r>
     </w:p>
     <w:p>
       <w:pPr>
@@ -704,12 +1274,22 @@
         <w:spacing w:line="240" w:lineRule="auto"/>
         <w:ind w:left="720"/>
       </w:pPr>
-      <w:r/>
-      <w:r>
+      <w:r>
+        <w:rPr>
+          <w:lang w:val="fr_FR" w:bidi="fr_FR"/>
+        </w:rPr>
+      </w:r>
+      <w:r>
+        <w:rPr>
+          <w:lang w:val="fr_FR" w:bidi="fr_FR"/>
+        </w:rPr>
         <w:t xml:space="preserve">Le jugement de Dieu sur Sodome et Gomorrhe est devenu un évènement bien connu (voir </w:t>
       </w:r>
       <w:hyperlink r:id="rId29">
         <w:r>
+          <w:rPr>
+            <w:lang w:val="fr_FR" w:bidi="fr_FR"/>
+          </w:rPr>
           <w:rPr>
             <w:color w:val="0000EE"/>
             <w:u w:val="single"/>
@@ -718,10 +1298,16 @@
         </w:r>
       </w:hyperlink>
       <w:r>
+        <w:rPr>
+          <w:lang w:val="fr_FR" w:bidi="fr_FR"/>
+        </w:rPr>
         <w:t xml:space="preserve"> ; </w:t>
       </w:r>
       <w:hyperlink r:id="rId30">
         <w:r>
+          <w:rPr>
+            <w:lang w:val="fr_FR" w:bidi="fr_FR"/>
+          </w:rPr>
           <w:rPr>
             <w:color w:val="0000EE"/>
             <w:u w:val="single"/>
@@ -730,6 +1316,9 @@
         </w:r>
       </w:hyperlink>
       <w:r>
+        <w:rPr>
+          <w:lang w:val="fr_FR" w:bidi="fr_FR"/>
+        </w:rPr>
         <w:t>).</w:t>
       </w:r>
     </w:p>
@@ -739,18 +1328,29 @@
         <w:spacing w:line="240" w:lineRule="auto"/>
         <w:ind w:left="720"/>
       </w:pPr>
-      <w:r/>
+      <w:r>
+        <w:rPr>
+          <w:lang w:val="fr_FR" w:bidi="fr_FR"/>
+        </w:rPr>
+      </w:r>
       <w:r>
         <w:rPr>
           <w:i/>
+          <w:lang w:val="fr_FR" w:bidi="fr_FR"/>
         </w:rPr>
         <w:t>les villes voisines</w:t>
       </w:r>
       <w:r>
+        <w:rPr>
+          <w:lang w:val="fr_FR" w:bidi="fr_FR"/>
+        </w:rPr>
         <w:t xml:space="preserve"> : </w:t>
       </w:r>
       <w:hyperlink r:id="rId31">
         <w:r>
+          <w:rPr>
+            <w:lang w:val="fr_FR" w:bidi="fr_FR"/>
+          </w:rPr>
           <w:rPr>
             <w:color w:val="0000EE"/>
             <w:u w:val="single"/>
@@ -759,6 +1359,9 @@
         </w:r>
       </w:hyperlink>
       <w:r>
+        <w:rPr>
+          <w:lang w:val="fr_FR" w:bidi="fr_FR"/>
+        </w:rPr>
         <w:t xml:space="preserve"> mentionne Adma et Tseboïm.</w:t>
       </w:r>
     </w:p>
@@ -768,24 +1371,36 @@
         <w:spacing w:line="240" w:lineRule="auto"/>
         <w:ind w:left="720"/>
       </w:pPr>
-      <w:r/>
+      <w:r>
+        <w:rPr>
+          <w:lang w:val="fr_FR" w:bidi="fr_FR"/>
+        </w:rPr>
+      </w:r>
       <w:r>
         <w:rPr>
           <w:i/>
+          <w:lang w:val="fr_FR" w:bidi="fr_FR"/>
         </w:rPr>
         <w:t>à l’impudicité et à des vices contre natur</w:t>
       </w:r>
       <w:r>
         <w:rPr>
           <w:i/>
+          <w:lang w:val="fr_FR" w:bidi="fr_FR"/>
         </w:rPr>
         <w:t>e</w:t>
       </w:r>
       <w:r>
+        <w:rPr>
+          <w:lang w:val="fr_FR" w:bidi="fr_FR"/>
+        </w:rPr>
         <w:t xml:space="preserve"> : cette proposition désigne probablement les relations sexuelles entre personnes du même sexe (</w:t>
       </w:r>
       <w:hyperlink r:id="rId32">
         <w:r>
+          <w:rPr>
+            <w:lang w:val="fr_FR" w:bidi="fr_FR"/>
+          </w:rPr>
           <w:rPr>
             <w:color w:val="0000EE"/>
             <w:u w:val="single"/>
@@ -794,45 +1409,89 @@
         </w:r>
       </w:hyperlink>
       <w:r>
+        <w:rPr>
+          <w:lang w:val="fr_FR" w:bidi="fr_FR"/>
+        </w:rPr>
         <w:t>).</w:t>
       </w:r>
-      <w:r/>
-      <w:r/>
-    </w:p>
-    <w:p>
-      <w:r/>
+      <w:r>
+        <w:rPr>
+          <w:lang w:val="fr_FR" w:bidi="fr_FR"/>
+        </w:rPr>
+      </w:r>
+      <w:r>
+        <w:rPr>
+          <w:lang w:val="fr_FR" w:bidi="fr_FR"/>
+        </w:rPr>
+      </w:r>
+    </w:p>
+    <w:p>
+      <w:pPr/>
+      <w:r>
+        <w:rPr>
+          <w:lang w:val="fr_FR" w:bidi="fr_FR"/>
+        </w:rPr>
+      </w:r>
     </w:p>
     <w:p>
       <w:pPr>
         <w:pStyle w:val="Heading2"/>
       </w:pPr>
       <w:r>
+        <w:rPr>
+          <w:lang w:val="fr_FR" w:bidi="fr_FR"/>
+        </w:rPr>
         <w:t>Jude 1.8</w:t>
       </w:r>
-      <w:r/>
-    </w:p>
-    <w:p>
-      <w:r/>
+      <w:r>
+        <w:rPr>
+          <w:lang w:val="fr_FR" w:bidi="fr_FR"/>
+        </w:rPr>
+      </w:r>
+    </w:p>
+    <w:p>
+      <w:pPr/>
+      <w:r>
+        <w:rPr>
+          <w:lang w:val="fr_FR" w:bidi="fr_FR"/>
+        </w:rPr>
+      </w:r>
       <w:r>
         <w:rPr>
           <w:i/>
+          <w:lang w:val="fr_FR" w:bidi="fr_FR"/>
         </w:rPr>
         <w:t>les gloires</w:t>
       </w:r>
       <w:r>
+        <w:rPr>
+          <w:lang w:val="fr_FR" w:bidi="fr_FR"/>
+        </w:rPr>
         <w:t xml:space="preserve"> </w:t>
       </w:r>
       <w:r>
+        <w:rPr>
+          <w:lang w:val="fr_FR" w:bidi="fr_FR"/>
+        </w:rPr>
         <w:t xml:space="preserve">: Cette expression désigne probablement les anges déchus. </w:t>
       </w:r>
       <w:r>
+        <w:rPr>
+          <w:lang w:val="fr_FR" w:bidi="fr_FR"/>
+        </w:rPr>
         <w:t>Dans l’Ancien Testament comme dans la tradition juive, les anges occupaient un rôle important dans l’exécution du jugement divin. Les faux enseignants évoqués ici auraient pu soit minimiser la réalité d’un jugement à venir</w:t>
       </w:r>
       <w:r>
+        <w:rPr>
+          <w:lang w:val="fr_FR" w:bidi="fr_FR"/>
+        </w:rPr>
         <w:t xml:space="preserve"> (voir </w:t>
       </w:r>
       <w:hyperlink r:id="rId33">
         <w:r>
+          <w:rPr>
+            <w:lang w:val="fr_FR" w:bidi="fr_FR"/>
+          </w:rPr>
           <w:rPr>
             <w:color w:val="0000EE"/>
             <w:u w:val="single"/>
@@ -841,10 +1500,16 @@
         </w:r>
       </w:hyperlink>
       <w:r>
+        <w:rPr>
+          <w:lang w:val="fr_FR" w:bidi="fr_FR"/>
+        </w:rPr>
         <w:t xml:space="preserve"> ; </w:t>
       </w:r>
       <w:hyperlink r:id="rId34">
         <w:r>
+          <w:rPr>
+            <w:lang w:val="fr_FR" w:bidi="fr_FR"/>
+          </w:rPr>
           <w:rPr>
             <w:color w:val="0000EE"/>
             <w:u w:val="single"/>
@@ -853,16 +1518,28 @@
         </w:r>
       </w:hyperlink>
       <w:r>
+        <w:rPr>
+          <w:lang w:val="fr_FR" w:bidi="fr_FR"/>
+        </w:rPr>
         <w:t xml:space="preserve">), </w:t>
       </w:r>
       <w:r>
+        <w:rPr>
+          <w:lang w:val="fr_FR" w:bidi="fr_FR"/>
+        </w:rPr>
         <w:t>soit nier l’origine céleste et glorieuse de ces anges qui se sont rebellés contre Dieu</w:t>
       </w:r>
       <w:r>
+        <w:rPr>
+          <w:lang w:val="fr_FR" w:bidi="fr_FR"/>
+        </w:rPr>
         <w:t xml:space="preserve"> (comparer avec </w:t>
       </w:r>
       <w:hyperlink r:id="rId35">
         <w:r>
+          <w:rPr>
+            <w:lang w:val="fr_FR" w:bidi="fr_FR"/>
+          </w:rPr>
           <w:rPr>
             <w:color w:val="0000EE"/>
             <w:u w:val="single"/>
@@ -871,36 +1548,76 @@
         </w:r>
       </w:hyperlink>
       <w:r>
+        <w:rPr>
+          <w:lang w:val="fr_FR" w:bidi="fr_FR"/>
+        </w:rPr>
         <w:t>).</w:t>
       </w:r>
-      <w:r/>
-      <w:r/>
-    </w:p>
-    <w:p>
-      <w:r/>
+      <w:r>
+        <w:rPr>
+          <w:lang w:val="fr_FR" w:bidi="fr_FR"/>
+        </w:rPr>
+      </w:r>
+      <w:r>
+        <w:rPr>
+          <w:lang w:val="fr_FR" w:bidi="fr_FR"/>
+        </w:rPr>
+      </w:r>
+    </w:p>
+    <w:p>
+      <w:pPr/>
+      <w:r>
+        <w:rPr>
+          <w:lang w:val="fr_FR" w:bidi="fr_FR"/>
+        </w:rPr>
+      </w:r>
     </w:p>
     <w:p>
       <w:pPr>
         <w:pStyle w:val="Heading2"/>
       </w:pPr>
       <w:r>
+        <w:rPr>
+          <w:lang w:val="fr_FR" w:bidi="fr_FR"/>
+        </w:rPr>
         <w:t>Jude 1.9</w:t>
       </w:r>
-      <w:r/>
-    </w:p>
-    <w:p>
-      <w:r/>
-      <w:r>
+      <w:r>
+        <w:rPr>
+          <w:lang w:val="fr_FR" w:bidi="fr_FR"/>
+        </w:rPr>
+      </w:r>
+    </w:p>
+    <w:p>
+      <w:pPr/>
+      <w:r>
+        <w:rPr>
+          <w:lang w:val="fr_FR" w:bidi="fr_FR"/>
+        </w:rPr>
+      </w:r>
+      <w:r>
+        <w:rPr>
+          <w:lang w:val="fr_FR" w:bidi="fr_FR"/>
+        </w:rPr>
         <w:t xml:space="preserve">Michel </w:t>
       </w:r>
       <w:r>
+        <w:rPr>
+          <w:lang w:val="fr_FR" w:bidi="fr_FR"/>
+        </w:rPr>
         <w:t>est l’un des anges les plus puissants. Dans la tradition juive, le terme « archange » désigne le rang le plus élevé parmi les anges</w:t>
       </w:r>
       <w:r>
+        <w:rPr>
+          <w:lang w:val="fr_FR" w:bidi="fr_FR"/>
+        </w:rPr>
         <w:t xml:space="preserve"> (voir aussi </w:t>
       </w:r>
       <w:hyperlink r:id="rId36">
         <w:r>
+          <w:rPr>
+            <w:lang w:val="fr_FR" w:bidi="fr_FR"/>
+          </w:rPr>
           <w:rPr>
             <w:color w:val="0000EE"/>
             <w:u w:val="single"/>
@@ -909,16 +1626,28 @@
         </w:r>
       </w:hyperlink>
       <w:r>
+        <w:rPr>
+          <w:lang w:val="fr_FR" w:bidi="fr_FR"/>
+        </w:rPr>
         <w:t xml:space="preserve">). Michel </w:t>
       </w:r>
       <w:r>
+        <w:rPr>
+          <w:lang w:val="fr_FR" w:bidi="fr_FR"/>
+        </w:rPr>
         <w:t>est mentionné à plusieurs reprises dans la Bible</w:t>
       </w:r>
       <w:r>
+        <w:rPr>
+          <w:lang w:val="fr_FR" w:bidi="fr_FR"/>
+        </w:rPr>
         <w:t xml:space="preserve"> (</w:t>
       </w:r>
       <w:hyperlink r:id="rId37">
         <w:r>
+          <w:rPr>
+            <w:lang w:val="fr_FR" w:bidi="fr_FR"/>
+          </w:rPr>
           <w:rPr>
             <w:color w:val="0000EE"/>
             <w:u w:val="single"/>
@@ -927,10 +1656,16 @@
         </w:r>
       </w:hyperlink>
       <w:r>
+        <w:rPr>
+          <w:lang w:val="fr_FR" w:bidi="fr_FR"/>
+        </w:rPr>
         <w:t xml:space="preserve">, </w:t>
       </w:r>
       <w:hyperlink r:id="rId38">
         <w:r>
+          <w:rPr>
+            <w:lang w:val="fr_FR" w:bidi="fr_FR"/>
+          </w:rPr>
           <w:rPr>
             <w:color w:val="0000EE"/>
             <w:u w:val="single"/>
@@ -939,10 +1674,16 @@
         </w:r>
       </w:hyperlink>
       <w:r>
+        <w:rPr>
+          <w:lang w:val="fr_FR" w:bidi="fr_FR"/>
+        </w:rPr>
         <w:t xml:space="preserve">; </w:t>
       </w:r>
       <w:hyperlink r:id="rId39">
         <w:r>
+          <w:rPr>
+            <w:lang w:val="fr_FR" w:bidi="fr_FR"/>
+          </w:rPr>
           <w:rPr>
             <w:color w:val="0000EE"/>
             <w:u w:val="single"/>
@@ -951,10 +1692,16 @@
         </w:r>
       </w:hyperlink>
       <w:r>
+        <w:rPr>
+          <w:lang w:val="fr_FR" w:bidi="fr_FR"/>
+        </w:rPr>
         <w:t xml:space="preserve">; </w:t>
       </w:r>
       <w:hyperlink r:id="rId40">
         <w:r>
+          <w:rPr>
+            <w:lang w:val="fr_FR" w:bidi="fr_FR"/>
+          </w:rPr>
           <w:rPr>
             <w:color w:val="0000EE"/>
             <w:u w:val="single"/>
@@ -963,37 +1710,70 @@
         </w:r>
       </w:hyperlink>
       <w:r>
+        <w:rPr>
+          <w:lang w:val="fr_FR" w:bidi="fr_FR"/>
+        </w:rPr>
         <w:t xml:space="preserve">). </w:t>
       </w:r>
       <w:r>
+        <w:rPr>
+          <w:lang w:val="fr_FR" w:bidi="fr_FR"/>
+        </w:rPr>
         <w:t>Le récit de son affrontement avec le diable au sujet du corps de Moïse ne figure pas dans l’Ancien Testament, mais provient de la tradition juive</w:t>
       </w:r>
       <w:r>
+        <w:rPr>
+          <w:lang w:val="fr_FR" w:bidi="fr_FR"/>
+        </w:rPr>
         <w:t xml:space="preserve"> (voir </w:t>
       </w:r>
       <w:r>
         <w:rPr>
           <w:i/>
+          <w:lang w:val="fr_FR" w:bidi="fr_FR"/>
         </w:rPr>
         <w:t>Assomption de Moïse</w:t>
       </w:r>
       <w:r>
+        <w:rPr>
+          <w:lang w:val="fr_FR" w:bidi="fr_FR"/>
+        </w:rPr>
         <w:t>).</w:t>
       </w:r>
-      <w:r/>
-      <w:r/>
-    </w:p>
-    <w:p>
-      <w:r/>
+      <w:r>
+        <w:rPr>
+          <w:lang w:val="fr_FR" w:bidi="fr_FR"/>
+        </w:rPr>
+      </w:r>
+      <w:r>
+        <w:rPr>
+          <w:lang w:val="fr_FR" w:bidi="fr_FR"/>
+        </w:rPr>
+      </w:r>
+    </w:p>
+    <w:p>
+      <w:pPr/>
+      <w:r>
+        <w:rPr>
+          <w:lang w:val="fr_FR" w:bidi="fr_FR"/>
+        </w:rPr>
+      </w:r>
     </w:p>
     <w:p>
       <w:pPr>
         <w:pStyle w:val="Heading2"/>
       </w:pPr>
       <w:r>
+        <w:rPr>
+          <w:lang w:val="fr_FR" w:bidi="fr_FR"/>
+        </w:rPr>
         <w:t>Jude 1.11</w:t>
       </w:r>
-      <w:r/>
+      <w:r>
+        <w:rPr>
+          <w:lang w:val="fr_FR" w:bidi="fr_FR"/>
+        </w:rPr>
+      </w:r>
     </w:p>
     <w:p>
       <w:pPr>
@@ -1001,18 +1781,29 @@
         <w:spacing w:line="240" w:lineRule="auto"/>
         <w:ind w:left="720"/>
       </w:pPr>
-      <w:r/>
+      <w:r>
+        <w:rPr>
+          <w:lang w:val="fr_FR" w:bidi="fr_FR"/>
+        </w:rPr>
+      </w:r>
       <w:r>
         <w:rPr>
           <w:i/>
+          <w:lang w:val="fr_FR" w:bidi="fr_FR"/>
         </w:rPr>
         <w:t>Caïn</w:t>
       </w:r>
       <w:r>
+        <w:rPr>
+          <w:lang w:val="fr_FR" w:bidi="fr_FR"/>
+        </w:rPr>
         <w:t xml:space="preserve"> : Voir </w:t>
       </w:r>
       <w:hyperlink r:id="rId41">
         <w:r>
+          <w:rPr>
+            <w:lang w:val="fr_FR" w:bidi="fr_FR"/>
+          </w:rPr>
           <w:rPr>
             <w:color w:val="0000EE"/>
             <w:u w:val="single"/>
@@ -1021,6 +1812,9 @@
         </w:r>
       </w:hyperlink>
       <w:r>
+        <w:rPr>
+          <w:lang w:val="fr_FR" w:bidi="fr_FR"/>
+        </w:rPr>
         <w:t>.</w:t>
       </w:r>
     </w:p>
@@ -1030,20 +1824,34 @@
         <w:spacing w:line="240" w:lineRule="auto"/>
         <w:ind w:left="720"/>
       </w:pPr>
-      <w:r/>
+      <w:r>
+        <w:rPr>
+          <w:lang w:val="fr_FR" w:bidi="fr_FR"/>
+        </w:rPr>
+      </w:r>
       <w:r>
         <w:rPr>
           <w:i/>
+          <w:lang w:val="fr_FR" w:bidi="fr_FR"/>
         </w:rPr>
         <w:t>Balaam</w:t>
       </w:r>
       <w:r>
+        <w:rPr>
+          <w:lang w:val="fr_FR" w:bidi="fr_FR"/>
+        </w:rPr>
         <w:t xml:space="preserve"> : Voir </w:t>
       </w:r>
       <w:r>
+        <w:rPr>
+          <w:lang w:val="fr_FR" w:bidi="fr_FR"/>
+        </w:rPr>
         <w:t>la note d’étude du verset 2P 2.15</w:t>
       </w:r>
       <w:r>
+        <w:rPr>
+          <w:lang w:val="fr_FR" w:bidi="fr_FR"/>
+        </w:rPr>
         <w:t>.</w:t>
       </w:r>
     </w:p>
@@ -1053,18 +1861,29 @@
         <w:spacing w:line="240" w:lineRule="auto"/>
         <w:ind w:left="720"/>
       </w:pPr>
-      <w:r/>
+      <w:r>
+        <w:rPr>
+          <w:lang w:val="fr_FR" w:bidi="fr_FR"/>
+        </w:rPr>
+      </w:r>
       <w:r>
         <w:rPr>
           <w:i/>
+          <w:lang w:val="fr_FR" w:bidi="fr_FR"/>
         </w:rPr>
         <w:t>Coré</w:t>
       </w:r>
       <w:r>
+        <w:rPr>
+          <w:lang w:val="fr_FR" w:bidi="fr_FR"/>
+        </w:rPr>
         <w:t xml:space="preserve"> : Référence aux versets </w:t>
       </w:r>
       <w:hyperlink r:id="rId42">
         <w:r>
+          <w:rPr>
+            <w:lang w:val="fr_FR" w:bidi="fr_FR"/>
+          </w:rPr>
           <w:rPr>
             <w:color w:val="0000EE"/>
             <w:u w:val="single"/>
@@ -1073,73 +1892,166 @@
         </w:r>
       </w:hyperlink>
       <w:r>
+        <w:rPr>
+          <w:lang w:val="fr_FR" w:bidi="fr_FR"/>
+        </w:rPr>
         <w:t>.</w:t>
       </w:r>
-      <w:r/>
-      <w:r/>
-    </w:p>
-    <w:p>
-      <w:r/>
+      <w:r>
+        <w:rPr>
+          <w:lang w:val="fr_FR" w:bidi="fr_FR"/>
+        </w:rPr>
+      </w:r>
+      <w:r>
+        <w:rPr>
+          <w:lang w:val="fr_FR" w:bidi="fr_FR"/>
+        </w:rPr>
+      </w:r>
+    </w:p>
+    <w:p>
+      <w:pPr/>
+      <w:r>
+        <w:rPr>
+          <w:lang w:val="fr_FR" w:bidi="fr_FR"/>
+        </w:rPr>
+      </w:r>
     </w:p>
     <w:p>
       <w:pPr>
         <w:pStyle w:val="Heading2"/>
       </w:pPr>
       <w:r>
+        <w:rPr>
+          <w:lang w:val="fr_FR" w:bidi="fr_FR"/>
+        </w:rPr>
         <w:t>Jude 1.12</w:t>
       </w:r>
-      <w:r/>
-    </w:p>
-    <w:p>
-      <w:r/>
-      <w:r>
+      <w:r>
+        <w:rPr>
+          <w:lang w:val="fr_FR" w:bidi="fr_FR"/>
+        </w:rPr>
+      </w:r>
+    </w:p>
+    <w:p>
+      <w:pPr/>
+      <w:r>
+        <w:rPr>
+          <w:lang w:val="fr_FR" w:bidi="fr_FR"/>
+        </w:rPr>
+      </w:r>
+      <w:r>
+        <w:rPr>
+          <w:lang w:val="fr_FR" w:bidi="fr_FR"/>
+        </w:rPr>
         <w:t>Les premiers chrétiens prenaient part à la Cène du Seigneur dans le cadre de repas communautaires qu’ils partageaient fraternellement les uns avec les autres.</w:t>
       </w:r>
-      <w:r/>
-      <w:r/>
-    </w:p>
-    <w:p>
-      <w:r/>
+      <w:r>
+        <w:rPr>
+          <w:lang w:val="fr_FR" w:bidi="fr_FR"/>
+        </w:rPr>
+      </w:r>
+      <w:r>
+        <w:rPr>
+          <w:lang w:val="fr_FR" w:bidi="fr_FR"/>
+        </w:rPr>
+      </w:r>
+    </w:p>
+    <w:p>
+      <w:pPr/>
+      <w:r>
+        <w:rPr>
+          <w:lang w:val="fr_FR" w:bidi="fr_FR"/>
+        </w:rPr>
+      </w:r>
     </w:p>
     <w:p>
       <w:pPr>
         <w:pStyle w:val="Heading2"/>
       </w:pPr>
       <w:r>
+        <w:rPr>
+          <w:lang w:val="fr_FR" w:bidi="fr_FR"/>
+        </w:rPr>
         <w:t>Jude 1.13</w:t>
       </w:r>
-      <w:r/>
-    </w:p>
-    <w:p>
-      <w:r/>
-      <w:r>
+      <w:r>
+        <w:rPr>
+          <w:lang w:val="fr_FR" w:bidi="fr_FR"/>
+        </w:rPr>
+      </w:r>
+    </w:p>
+    <w:p>
+      <w:pPr/>
+      <w:r>
+        <w:rPr>
+          <w:lang w:val="fr_FR" w:bidi="fr_FR"/>
+        </w:rPr>
+      </w:r>
+      <w:r>
+        <w:rPr>
+          <w:lang w:val="fr_FR" w:bidi="fr_FR"/>
+        </w:rPr>
         <w:t>Autrefois, on considérait les planètes comme des « étoiles errantes », en raison de leur trajectoire irrégulière dans le ciel. De la même manière, les faux enseignants s’égaraient en répandant des doctrines mensongères, et Dieu a condamné leur conduite.</w:t>
       </w:r>
-      <w:r/>
-      <w:r/>
-    </w:p>
-    <w:p>
-      <w:r/>
+      <w:r>
+        <w:rPr>
+          <w:lang w:val="fr_FR" w:bidi="fr_FR"/>
+        </w:rPr>
+      </w:r>
+      <w:r>
+        <w:rPr>
+          <w:lang w:val="fr_FR" w:bidi="fr_FR"/>
+        </w:rPr>
+      </w:r>
+    </w:p>
+    <w:p>
+      <w:pPr/>
+      <w:r>
+        <w:rPr>
+          <w:lang w:val="fr_FR" w:bidi="fr_FR"/>
+        </w:rPr>
+      </w:r>
     </w:p>
     <w:p>
       <w:pPr>
         <w:pStyle w:val="Heading2"/>
       </w:pPr>
       <w:r>
+        <w:rPr>
+          <w:lang w:val="fr_FR" w:bidi="fr_FR"/>
+        </w:rPr>
         <w:t>Jude 1.14–15</w:t>
       </w:r>
-      <w:r/>
-    </w:p>
-    <w:p>
-      <w:r/>
-      <w:r>
+      <w:r>
+        <w:rPr>
+          <w:lang w:val="fr_FR" w:bidi="fr_FR"/>
+        </w:rPr>
+      </w:r>
+    </w:p>
+    <w:p>
+      <w:pPr/>
+      <w:r>
+        <w:rPr>
+          <w:lang w:val="fr_FR" w:bidi="fr_FR"/>
+        </w:rPr>
+      </w:r>
+      <w:r>
+        <w:rPr>
+          <w:lang w:val="fr_FR" w:bidi="fr_FR"/>
+        </w:rPr>
         <w:t>Énoch était un lointain descendant d’Adam</w:t>
       </w:r>
       <w:r>
+        <w:rPr>
+          <w:lang w:val="fr_FR" w:bidi="fr_FR"/>
+        </w:rPr>
         <w:t xml:space="preserve"> (voir </w:t>
       </w:r>
       <w:hyperlink r:id="rId43">
         <w:r>
+          <w:rPr>
+            <w:lang w:val="fr_FR" w:bidi="fr_FR"/>
+          </w:rPr>
           <w:rPr>
             <w:color w:val="0000EE"/>
             <w:u w:val="single"/>
@@ -1148,10 +2060,16 @@
         </w:r>
       </w:hyperlink>
       <w:r>
+        <w:rPr>
+          <w:lang w:val="fr_FR" w:bidi="fr_FR"/>
+        </w:rPr>
         <w:t xml:space="preserve">; </w:t>
       </w:r>
       <w:hyperlink r:id="rId44">
         <w:r>
+          <w:rPr>
+            <w:lang w:val="fr_FR" w:bidi="fr_FR"/>
+          </w:rPr>
           <w:rPr>
             <w:color w:val="0000EE"/>
             <w:u w:val="single"/>
@@ -1160,10 +2078,16 @@
         </w:r>
       </w:hyperlink>
       <w:r>
+        <w:rPr>
+          <w:lang w:val="fr_FR" w:bidi="fr_FR"/>
+        </w:rPr>
         <w:t xml:space="preserve">). Le verset </w:t>
       </w:r>
       <w:hyperlink r:id="rId45">
         <w:r>
+          <w:rPr>
+            <w:lang w:val="fr_FR" w:bidi="fr_FR"/>
+          </w:rPr>
           <w:rPr>
             <w:color w:val="0000EE"/>
             <w:u w:val="single"/>
@@ -1172,10 +2096,16 @@
         </w:r>
       </w:hyperlink>
       <w:r>
+        <w:rPr>
+          <w:lang w:val="fr_FR" w:bidi="fr_FR"/>
+        </w:rPr>
         <w:t xml:space="preserve"> suggère qu’il n’est pas mort, mais qu’il a été enlevé directement au ciel (comparer avec </w:t>
       </w:r>
       <w:hyperlink r:id="rId46">
         <w:r>
+          <w:rPr>
+            <w:lang w:val="fr_FR" w:bidi="fr_FR"/>
+          </w:rPr>
           <w:rPr>
             <w:color w:val="0000EE"/>
             <w:u w:val="single"/>
@@ -1184,10 +2114,16 @@
         </w:r>
       </w:hyperlink>
       <w:r>
+        <w:rPr>
+          <w:lang w:val="fr_FR" w:bidi="fr_FR"/>
+        </w:rPr>
         <w:t xml:space="preserve"> ; voir </w:t>
       </w:r>
       <w:hyperlink r:id="rId47">
         <w:r>
+          <w:rPr>
+            <w:lang w:val="fr_FR" w:bidi="fr_FR"/>
+          </w:rPr>
           <w:rPr>
             <w:color w:val="0000EE"/>
             <w:u w:val="single"/>
@@ -1196,60 +2132,109 @@
         </w:r>
       </w:hyperlink>
       <w:r>
+        <w:rPr>
+          <w:lang w:val="fr_FR" w:bidi="fr_FR"/>
+        </w:rPr>
         <w:t xml:space="preserve">). </w:t>
       </w:r>
       <w:r>
+        <w:rPr>
+          <w:lang w:val="fr_FR" w:bidi="fr_FR"/>
+        </w:rPr>
         <w:t>Cette faveur particulière de Dieu, combinée aux rares mentions de son nom dans les Écritures, fait de lui une figure fascinante. La littérature juive ancienne rapporte plusieurs traditions à son sujet, et au moins deux écrits apocalyptiques, rédigés entre l’Ancien et le Nouveau Testament, lui sont attribués</w:t>
       </w:r>
       <w:r>
+        <w:rPr>
+          <w:lang w:val="fr_FR" w:bidi="fr_FR"/>
+        </w:rPr>
         <w:t xml:space="preserve"> (</w:t>
       </w:r>
       <w:r>
         <w:rPr>
           <w:i/>
+          <w:lang w:val="fr_FR" w:bidi="fr_FR"/>
         </w:rPr>
         <w:t xml:space="preserve">1–2 </w:t>
       </w:r>
       <w:r>
         <w:rPr>
           <w:i/>
+          <w:lang w:val="fr_FR" w:bidi="fr_FR"/>
         </w:rPr>
         <w:t>Énoch</w:t>
       </w:r>
       <w:r>
+        <w:rPr>
+          <w:lang w:val="fr_FR" w:bidi="fr_FR"/>
+        </w:rPr>
         <w:t>).</w:t>
       </w:r>
-      <w:r/>
-      <w:r/>
-    </w:p>
-    <w:p>
-      <w:r/>
+      <w:r>
+        <w:rPr>
+          <w:lang w:val="fr_FR" w:bidi="fr_FR"/>
+        </w:rPr>
+      </w:r>
+      <w:r>
+        <w:rPr>
+          <w:lang w:val="fr_FR" w:bidi="fr_FR"/>
+        </w:rPr>
+      </w:r>
+    </w:p>
+    <w:p>
+      <w:pPr/>
+      <w:r>
+        <w:rPr>
+          <w:lang w:val="fr_FR" w:bidi="fr_FR"/>
+        </w:rPr>
+      </w:r>
     </w:p>
     <w:p>
       <w:pPr>
         <w:pStyle w:val="Heading2"/>
       </w:pPr>
       <w:r>
+        <w:rPr>
+          <w:lang w:val="fr_FR" w:bidi="fr_FR"/>
+        </w:rPr>
         <w:t>Jude 1.17</w:t>
       </w:r>
-      <w:r/>
-    </w:p>
-    <w:p>
-      <w:r/>
+      <w:r>
+        <w:rPr>
+          <w:lang w:val="fr_FR" w:bidi="fr_FR"/>
+        </w:rPr>
+      </w:r>
+    </w:p>
+    <w:p>
+      <w:pPr/>
+      <w:r>
+        <w:rPr>
+          <w:lang w:val="fr_FR" w:bidi="fr_FR"/>
+        </w:rPr>
+      </w:r>
       <w:r>
         <w:rPr>
           <w:i/>
+          <w:lang w:val="fr_FR" w:bidi="fr_FR"/>
         </w:rPr>
         <w:t>des choses annoncées d’avance par les apôtres de notre Seigneur Jésus-Christ</w:t>
       </w:r>
       <w:r>
+        <w:rPr>
+          <w:lang w:val="fr_FR" w:bidi="fr_FR"/>
+        </w:rPr>
         <w:t xml:space="preserve"> </w:t>
       </w:r>
       <w:r>
+        <w:rPr>
+          <w:lang w:val="fr_FR" w:bidi="fr_FR"/>
+        </w:rPr>
         <w:t xml:space="preserve">: Voir </w:t>
       </w:r>
       <w:hyperlink r:id="rId48">
         <w:r>
+          <w:rPr>
+            <w:lang w:val="fr_FR" w:bidi="fr_FR"/>
+          </w:rPr>
           <w:rPr>
             <w:color w:val="0000EE"/>
             <w:u w:val="single"/>
@@ -1258,10 +2243,16 @@
         </w:r>
       </w:hyperlink>
       <w:r>
+        <w:rPr>
+          <w:lang w:val="fr_FR" w:bidi="fr_FR"/>
+        </w:rPr>
         <w:t xml:space="preserve"> </w:t>
       </w:r>
       <w:hyperlink r:id="rId49">
         <w:r>
+          <w:rPr>
+            <w:lang w:val="fr_FR" w:bidi="fr_FR"/>
+          </w:rPr>
           <w:rPr>
             <w:color w:val="0000EE"/>
             <w:u w:val="single"/>
@@ -1270,10 +2261,16 @@
         </w:r>
       </w:hyperlink>
       <w:r>
+        <w:rPr>
+          <w:lang w:val="fr_FR" w:bidi="fr_FR"/>
+        </w:rPr>
         <w:t xml:space="preserve">, et </w:t>
       </w:r>
       <w:hyperlink r:id="rId50">
         <w:r>
+          <w:rPr>
+            <w:lang w:val="fr_FR" w:bidi="fr_FR"/>
+          </w:rPr>
           <w:rPr>
             <w:color w:val="0000EE"/>
             <w:u w:val="single"/>
@@ -1282,33 +2279,70 @@
         </w:r>
       </w:hyperlink>
       <w:r>
+        <w:rPr>
+          <w:lang w:val="fr_FR" w:bidi="fr_FR"/>
+        </w:rPr>
         <w:t>.</w:t>
       </w:r>
-      <w:r/>
-      <w:r/>
-    </w:p>
-    <w:p>
-      <w:r/>
+      <w:r>
+        <w:rPr>
+          <w:lang w:val="fr_FR" w:bidi="fr_FR"/>
+        </w:rPr>
+      </w:r>
+      <w:r>
+        <w:rPr>
+          <w:lang w:val="fr_FR" w:bidi="fr_FR"/>
+        </w:rPr>
+      </w:r>
+    </w:p>
+    <w:p>
+      <w:pPr/>
+      <w:r>
+        <w:rPr>
+          <w:lang w:val="fr_FR" w:bidi="fr_FR"/>
+        </w:rPr>
+      </w:r>
     </w:p>
     <w:p>
       <w:pPr>
         <w:pStyle w:val="Heading2"/>
       </w:pPr>
       <w:r>
+        <w:rPr>
+          <w:lang w:val="fr_FR" w:bidi="fr_FR"/>
+        </w:rPr>
         <w:t>Jude 1.17–23</w:t>
       </w:r>
-      <w:r/>
-    </w:p>
-    <w:p>
-      <w:r/>
-      <w:r>
+      <w:r>
+        <w:rPr>
+          <w:lang w:val="fr_FR" w:bidi="fr_FR"/>
+        </w:rPr>
+      </w:r>
+    </w:p>
+    <w:p>
+      <w:pPr/>
+      <w:r>
+        <w:rPr>
+          <w:lang w:val="fr_FR" w:bidi="fr_FR"/>
+        </w:rPr>
+      </w:r>
+      <w:r>
+        <w:rPr>
+          <w:lang w:val="fr_FR" w:bidi="fr_FR"/>
+        </w:rPr>
         <w:t xml:space="preserve">Après avoir dénoncé les faux enseignants, Jude s’adresse de nouveau directement à ses lecteurs pour les encourager </w:t>
       </w:r>
       <w:r>
+        <w:rPr>
+          <w:lang w:val="fr_FR" w:bidi="fr_FR"/>
+        </w:rPr>
         <w:t xml:space="preserve">(voir </w:t>
       </w:r>
       <w:hyperlink r:id="rId51">
         <w:r>
+          <w:rPr>
+            <w:lang w:val="fr_FR" w:bidi="fr_FR"/>
+          </w:rPr>
           <w:rPr>
             <w:color w:val="0000EE"/>
             <w:u w:val="single"/>
@@ -1317,16 +2351,28 @@
         </w:r>
       </w:hyperlink>
       <w:r>
+        <w:rPr>
+          <w:lang w:val="fr_FR" w:bidi="fr_FR"/>
+        </w:rPr>
         <w:t xml:space="preserve">). </w:t>
       </w:r>
       <w:r>
+        <w:rPr>
+          <w:lang w:val="fr_FR" w:bidi="fr_FR"/>
+        </w:rPr>
         <w:t>Il leur rappelle que les apôtres avaient déjà mis en garde contre l’apparition de telles doctrines trompeuses</w:t>
       </w:r>
       <w:r>
+        <w:rPr>
+          <w:lang w:val="fr_FR" w:bidi="fr_FR"/>
+        </w:rPr>
         <w:t xml:space="preserve"> (</w:t>
       </w:r>
       <w:hyperlink r:id="rId52">
         <w:r>
+          <w:rPr>
+            <w:lang w:val="fr_FR" w:bidi="fr_FR"/>
+          </w:rPr>
           <w:rPr>
             <w:color w:val="0000EE"/>
             <w:u w:val="single"/>
@@ -1335,16 +2381,28 @@
         </w:r>
       </w:hyperlink>
       <w:r>
+        <w:rPr>
+          <w:lang w:val="fr_FR" w:bidi="fr_FR"/>
+        </w:rPr>
         <w:t xml:space="preserve">). </w:t>
       </w:r>
       <w:r>
+        <w:rPr>
+          <w:lang w:val="fr_FR" w:bidi="fr_FR"/>
+        </w:rPr>
         <w:t>Face à cela, ils sont appelés à s’édifier mutuellement dans la foi</w:t>
       </w:r>
       <w:r>
+        <w:rPr>
+          <w:lang w:val="fr_FR" w:bidi="fr_FR"/>
+        </w:rPr>
         <w:t xml:space="preserve"> (</w:t>
       </w:r>
       <w:hyperlink r:id="rId53">
         <w:r>
+          <w:rPr>
+            <w:lang w:val="fr_FR" w:bidi="fr_FR"/>
+          </w:rPr>
           <w:rPr>
             <w:color w:val="0000EE"/>
             <w:u w:val="single"/>
@@ -1353,16 +2411,28 @@
         </w:r>
       </w:hyperlink>
       <w:r>
+        <w:rPr>
+          <w:lang w:val="fr_FR" w:bidi="fr_FR"/>
+        </w:rPr>
         <w:t xml:space="preserve">) </w:t>
       </w:r>
       <w:r>
+        <w:rPr>
+          <w:lang w:val="fr_FR" w:bidi="fr_FR"/>
+        </w:rPr>
         <w:t>et à venir en aide à ceux qui risquent d’être égarés par ces enseignements mensongers</w:t>
       </w:r>
       <w:r>
+        <w:rPr>
+          <w:lang w:val="fr_FR" w:bidi="fr_FR"/>
+        </w:rPr>
         <w:t xml:space="preserve"> (</w:t>
       </w:r>
       <w:hyperlink r:id="rId22">
         <w:r>
+          <w:rPr>
+            <w:lang w:val="fr_FR" w:bidi="fr_FR"/>
+          </w:rPr>
           <w:rPr>
             <w:color w:val="0000EE"/>
             <w:u w:val="single"/>
@@ -1371,39 +2441,77 @@
         </w:r>
       </w:hyperlink>
       <w:r>
+        <w:rPr>
+          <w:lang w:val="fr_FR" w:bidi="fr_FR"/>
+        </w:rPr>
         <w:t>).</w:t>
       </w:r>
-      <w:r/>
-      <w:r/>
-    </w:p>
-    <w:p>
-      <w:r/>
+      <w:r>
+        <w:rPr>
+          <w:lang w:val="fr_FR" w:bidi="fr_FR"/>
+        </w:rPr>
+      </w:r>
+      <w:r>
+        <w:rPr>
+          <w:lang w:val="fr_FR" w:bidi="fr_FR"/>
+        </w:rPr>
+      </w:r>
+    </w:p>
+    <w:p>
+      <w:pPr/>
+      <w:r>
+        <w:rPr>
+          <w:lang w:val="fr_FR" w:bidi="fr_FR"/>
+        </w:rPr>
+      </w:r>
     </w:p>
     <w:p>
       <w:pPr>
         <w:pStyle w:val="Heading2"/>
       </w:pPr>
       <w:r>
+        <w:rPr>
+          <w:lang w:val="fr_FR" w:bidi="fr_FR"/>
+        </w:rPr>
         <w:t>Jude 1.18</w:t>
       </w:r>
-      <w:r/>
-    </w:p>
-    <w:p>
-      <w:r/>
+      <w:r>
+        <w:rPr>
+          <w:lang w:val="fr_FR" w:bidi="fr_FR"/>
+        </w:rPr>
+      </w:r>
+    </w:p>
+    <w:p>
+      <w:pPr/>
+      <w:r>
+        <w:rPr>
+          <w:lang w:val="fr_FR" w:bidi="fr_FR"/>
+        </w:rPr>
+      </w:r>
       <w:r>
         <w:rPr>
           <w:i/>
+          <w:lang w:val="fr_FR" w:bidi="fr_FR"/>
         </w:rPr>
         <w:t>au dernier temps</w:t>
       </w:r>
       <w:r>
+        <w:rPr>
+          <w:lang w:val="fr_FR" w:bidi="fr_FR"/>
+        </w:rPr>
         <w:t xml:space="preserve"> : En venant en tant que Messie (l'élu de Dieu), Jésus a inauguré la phase finale du plan de Dieu. C’est à partir de ce moment que les prophéties de l’Ancien Testament concernant les derniers jours ont commencé à s’accomplir. C’est pourquoi Jude s’appuie sur la prophétie des apôtres au sujet des derniers temps pour éclairer la situation critique que traversent les croyants, confrontés aux faux enseignants</w:t>
       </w:r>
       <w:r>
+        <w:rPr>
+          <w:lang w:val="fr_FR" w:bidi="fr_FR"/>
+        </w:rPr>
         <w:t xml:space="preserve"> (</w:t>
       </w:r>
       <w:hyperlink r:id="rId54">
         <w:r>
+          <w:rPr>
+            <w:lang w:val="fr_FR" w:bidi="fr_FR"/>
+          </w:rPr>
           <w:rPr>
             <w:color w:val="0000EE"/>
             <w:u w:val="single"/>
@@ -1412,42 +2520,83 @@
         </w:r>
       </w:hyperlink>
       <w:r>
+        <w:rPr>
+          <w:lang w:val="fr_FR" w:bidi="fr_FR"/>
+        </w:rPr>
         <w:t>).</w:t>
       </w:r>
-      <w:r/>
-      <w:r/>
-    </w:p>
-    <w:p>
-      <w:r/>
+      <w:r>
+        <w:rPr>
+          <w:lang w:val="fr_FR" w:bidi="fr_FR"/>
+        </w:rPr>
+      </w:r>
+      <w:r>
+        <w:rPr>
+          <w:lang w:val="fr_FR" w:bidi="fr_FR"/>
+        </w:rPr>
+      </w:r>
+    </w:p>
+    <w:p>
+      <w:pPr/>
+      <w:r>
+        <w:rPr>
+          <w:lang w:val="fr_FR" w:bidi="fr_FR"/>
+        </w:rPr>
+      </w:r>
     </w:p>
     <w:p>
       <w:pPr>
         <w:pStyle w:val="Heading2"/>
       </w:pPr>
       <w:r>
+        <w:rPr>
+          <w:lang w:val="fr_FR" w:bidi="fr_FR"/>
+        </w:rPr>
         <w:t>Jude 1.20</w:t>
       </w:r>
-      <w:r/>
-    </w:p>
-    <w:p>
-      <w:r/>
+      <w:r>
+        <w:rPr>
+          <w:lang w:val="fr_FR" w:bidi="fr_FR"/>
+        </w:rPr>
+      </w:r>
+    </w:p>
+    <w:p>
+      <w:pPr/>
+      <w:r>
+        <w:rPr>
+          <w:lang w:val="fr_FR" w:bidi="fr_FR"/>
+        </w:rPr>
+      </w:r>
       <w:r>
         <w:rPr>
           <w:i/>
+          <w:lang w:val="fr_FR" w:bidi="fr_FR"/>
         </w:rPr>
         <w:t>votre très sainte foi</w:t>
       </w:r>
       <w:r>
+        <w:rPr>
+          <w:lang w:val="fr_FR" w:bidi="fr_FR"/>
+        </w:rPr>
         <w:t xml:space="preserve"> : </w:t>
       </w:r>
       <w:r>
+        <w:rPr>
+          <w:lang w:val="fr_FR" w:bidi="fr_FR"/>
+        </w:rPr>
         <w:t>Comme mentionné</w:t>
       </w:r>
       <w:r>
+        <w:rPr>
+          <w:lang w:val="fr_FR" w:bidi="fr_FR"/>
+        </w:rPr>
         <w:t xml:space="preserve"> au verset </w:t>
       </w:r>
       <w:hyperlink r:id="rId55">
         <w:r>
+          <w:rPr>
+            <w:lang w:val="fr_FR" w:bidi="fr_FR"/>
+          </w:rPr>
           <w:rPr>
             <w:color w:val="0000EE"/>
             <w:u w:val="single"/>
@@ -1456,74 +2605,172 @@
         </w:r>
       </w:hyperlink>
       <w:r>
+        <w:rPr>
+          <w:lang w:val="fr_FR" w:bidi="fr_FR"/>
+        </w:rPr>
         <w:t xml:space="preserve">, le terme </w:t>
       </w:r>
       <w:r>
         <w:rPr>
           <w:i/>
+          <w:lang w:val="fr_FR" w:bidi="fr_FR"/>
         </w:rPr>
         <w:t>foi</w:t>
       </w:r>
       <w:r>
+        <w:rPr>
+          <w:lang w:val="fr_FR" w:bidi="fr_FR"/>
+        </w:rPr>
         <w:t xml:space="preserve"> désigne les </w:t>
       </w:r>
       <w:r>
+        <w:rPr>
+          <w:lang w:val="fr_FR" w:bidi="fr_FR"/>
+        </w:rPr>
         <w:t>enseignements fondamentaux de la foi chrétienne (à la fois ce que les croyants doivent affirmer au sujet de Dieu et la manière dont ils sont appelés à vivre). Ces vérités étant menacées par les faux enseignants, et les chrétiens sont encouragés à s’y attacher avec fermeté et conviction.</w:t>
       </w:r>
-      <w:r/>
-      <w:r/>
-    </w:p>
-    <w:p>
-      <w:r/>
+      <w:r>
+        <w:rPr>
+          <w:lang w:val="fr_FR" w:bidi="fr_FR"/>
+        </w:rPr>
+      </w:r>
+      <w:r>
+        <w:rPr>
+          <w:lang w:val="fr_FR" w:bidi="fr_FR"/>
+        </w:rPr>
+      </w:r>
+    </w:p>
+    <w:p>
+      <w:pPr/>
+      <w:r>
+        <w:rPr>
+          <w:lang w:val="fr_FR" w:bidi="fr_FR"/>
+        </w:rPr>
+      </w:r>
     </w:p>
     <w:p>
       <w:pPr>
         <w:pStyle w:val="Heading2"/>
       </w:pPr>
       <w:r>
+        <w:rPr>
+          <w:lang w:val="fr_FR" w:bidi="fr_FR"/>
+        </w:rPr>
         <w:t>Jude 1.22</w:t>
       </w:r>
-      <w:r/>
-    </w:p>
-    <w:p>
-      <w:r/>
+      <w:r>
+        <w:rPr>
+          <w:lang w:val="fr_FR" w:bidi="fr_FR"/>
+        </w:rPr>
+      </w:r>
+    </w:p>
+    <w:p>
+      <w:pPr/>
+      <w:r>
+        <w:rPr>
+          <w:lang w:val="fr_FR" w:bidi="fr_FR"/>
+        </w:rPr>
+      </w:r>
       <w:r>
         <w:rPr>
           <w:i/>
+          <w:lang w:val="fr_FR" w:bidi="fr_FR"/>
         </w:rPr>
         <w:t>ceux qui contestent</w:t>
       </w:r>
       <w:r>
+        <w:rPr>
+          <w:lang w:val="fr_FR" w:bidi="fr_FR"/>
+        </w:rPr>
         <w:t xml:space="preserve"> : Certains croyants étaient </w:t>
       </w:r>
       <w:r>
+        <w:rPr>
+          <w:lang w:val="fr_FR" w:bidi="fr_FR"/>
+        </w:rPr>
         <w:t>ébranlés dans leur foi en raison des discours trompeurs des faux enseignants.</w:t>
       </w:r>
-      <w:r/>
-      <w:r/>
-    </w:p>
-    <w:p>
-      <w:r/>
+      <w:r>
+        <w:rPr>
+          <w:lang w:val="fr_FR" w:bidi="fr_FR"/>
+        </w:rPr>
+      </w:r>
+      <w:r>
+        <w:rPr>
+          <w:lang w:val="fr_FR" w:bidi="fr_FR"/>
+        </w:rPr>
+      </w:r>
+    </w:p>
+    <w:p>
+      <w:pPr/>
+      <w:r>
+        <w:rPr>
+          <w:lang w:val="fr_FR" w:bidi="fr_FR"/>
+        </w:rPr>
+      </w:r>
     </w:p>
     <w:p>
       <w:pPr>
         <w:pStyle w:val="Heading2"/>
       </w:pPr>
       <w:r>
+        <w:rPr>
+          <w:lang w:val="fr_FR" w:bidi="fr_FR"/>
+        </w:rPr>
         <w:t>Jude 1.22–23</w:t>
       </w:r>
-      <w:r/>
-    </w:p>
-    <w:p>
-      <w:r/>
-      <w:r>
+      <w:r>
+        <w:rPr>
+          <w:lang w:val="fr_FR" w:bidi="fr_FR"/>
+        </w:rPr>
+      </w:r>
+    </w:p>
+    <w:p>
+      <w:pPr/>
+      <w:r>
+        <w:rPr>
+          <w:lang w:val="fr_FR" w:bidi="fr_FR"/>
+        </w:rPr>
+      </w:r>
+      <w:r>
+        <w:rPr>
+          <w:lang w:val="fr_FR" w:bidi="fr_FR"/>
+        </w:rPr>
         <w:t xml:space="preserve">La Bible Louis Segond 1910 </w:t>
       </w:r>
       <w:r>
+        <w:rPr>
+          <w:lang w:val="fr_FR" w:bidi="fr_FR"/>
+        </w:rPr>
         <w:t>suit une tradition manuscrite qui distingue trois groupes de personnes qui sont encouragés</w:t>
       </w:r>
       <w:r>
+        <w:rPr>
+          <w:lang w:val="fr_FR" w:bidi="fr_FR"/>
+        </w:rPr>
         <w:t xml:space="preserve"> :</w:t>
+      </w:r>
+    </w:p>
+    <w:p>
+      <w:pPr>
+        <w:pStyle w:val="ListNumber"/>
+        <w:numPr>
+          <w:ilvl w:val="0"/>
+          <w:numId w:val="14"/>
+        </w:numPr>
+        <w:spacing w:line="240" w:lineRule="auto"/>
+        <w:ind w:left="720"/>
+      </w:pPr>
+      <w:r>
+        <w:rPr>
+          <w:lang w:val="fr_FR" w:bidi="fr_FR"/>
+        </w:rPr>
+      </w:r>
+      <w:r>
+        <w:rPr>
+          <w:lang w:val="fr_FR" w:bidi="fr_FR"/>
+        </w:rPr>
+        <w:t>ceux qui contestent,</w:t>
       </w:r>
     </w:p>
     <w:p>
@@ -1532,9 +2779,22 @@
         <w:spacing w:line="240" w:lineRule="auto"/>
         <w:ind w:left="720"/>
       </w:pPr>
-      <w:r/>
-      <w:r>
-        <w:t>ceux qui contestent,</w:t>
+      <w:r>
+        <w:rPr>
+          <w:lang w:val="fr_FR" w:bidi="fr_FR"/>
+        </w:rPr>
+      </w:r>
+      <w:r>
+        <w:rPr>
+          <w:lang w:val="fr_FR" w:bidi="fr_FR"/>
+        </w:rPr>
+        <w:t>ceux qu’il faut sauver du jugement en les arrachant « du feu »</w:t>
+      </w:r>
+      <w:r>
+        <w:rPr>
+          <w:lang w:val="fr_FR" w:bidi="fr_FR"/>
+        </w:rPr>
+        <w:t xml:space="preserve"> et</w:t>
       </w:r>
     </w:p>
     <w:p>
@@ -1543,12 +2803,52 @@
         <w:spacing w:line="240" w:lineRule="auto"/>
         <w:ind w:left="720"/>
       </w:pPr>
-      <w:r/>
-      <w:r>
-        <w:t>ceux qu’il faut sauver du jugement en les arrachant « du feu »</w:t>
-      </w:r>
-      <w:r>
-        <w:t xml:space="preserve"> et</w:t>
+      <w:r>
+        <w:rPr>
+          <w:lang w:val="fr_FR" w:bidi="fr_FR"/>
+        </w:rPr>
+      </w:r>
+      <w:r>
+        <w:rPr>
+          <w:lang w:val="fr_FR" w:bidi="fr_FR"/>
+        </w:rPr>
+        <w:t>ceux qui ont besoin de miséricorde.</w:t>
+      </w:r>
+    </w:p>
+    <w:p>
+      <w:pPr/>
+      <w:r>
+        <w:rPr>
+          <w:lang w:val="fr_FR" w:bidi="fr_FR"/>
+        </w:rPr>
+      </w:r>
+      <w:r>
+        <w:rPr>
+          <w:lang w:val="fr_FR" w:bidi="fr_FR"/>
+        </w:rPr>
+        <w:t>Cependant, certains manuscrits plus courts ne mentionnent que deux groupes :</w:t>
+      </w:r>
+    </w:p>
+    <w:p>
+      <w:pPr>
+        <w:pStyle w:val="ListNumber"/>
+        <w:numPr>
+          <w:ilvl w:val="0"/>
+          <w:numId w:val="15"/>
+        </w:numPr>
+        <w:spacing w:line="240" w:lineRule="auto"/>
+        <w:ind w:left="720"/>
+      </w:pPr>
+      <w:r>
+        <w:rPr>
+          <w:lang w:val="fr_FR" w:bidi="fr_FR"/>
+        </w:rPr>
+      </w:r>
+      <w:r>
+        <w:rPr>
+          <w:lang w:val="fr_FR" w:bidi="fr_FR"/>
+        </w:rPr>
+        <w:t>ceux dont la foi chancelle, qu’il faut sauver du jugement,</w:t>
       </w:r>
     </w:p>
     <w:p>
@@ -1557,52 +2857,48 @@
         <w:spacing w:line="240" w:lineRule="auto"/>
         <w:ind w:left="720"/>
       </w:pPr>
-      <w:r/>
-      <w:r>
+      <w:r>
+        <w:rPr>
+          <w:lang w:val="fr_FR" w:bidi="fr_FR"/>
+        </w:rPr>
+      </w:r>
+      <w:r>
+        <w:rPr>
+          <w:lang w:val="fr_FR" w:bidi="fr_FR"/>
+        </w:rPr>
         <w:t>ceux qui ont besoin de miséricorde.</w:t>
       </w:r>
     </w:p>
     <w:p>
-      <w:r/>
-      <w:r>
-        <w:t>Cependant, certains manuscrits plus courts ne mentionnent que deux groupes :</w:t>
-      </w:r>
-    </w:p>
-    <w:p>
-      <w:pPr>
-        <w:pStyle w:val="ListNumber"/>
-        <w:spacing w:line="240" w:lineRule="auto"/>
-        <w:ind w:left="720"/>
-      </w:pPr>
-      <w:r/>
-      <w:r>
-        <w:t>ceux dont la foi chancelle, qu’il faut sauver du jugement,</w:t>
-      </w:r>
-    </w:p>
-    <w:p>
-      <w:pPr>
-        <w:pStyle w:val="ListNumber"/>
-        <w:spacing w:line="240" w:lineRule="auto"/>
-        <w:ind w:left="720"/>
-      </w:pPr>
-      <w:r/>
-      <w:r>
-        <w:t>ceux qui ont besoin de miséricorde.</w:t>
-      </w:r>
-    </w:p>
-    <w:p>
-      <w:r/>
-      <w:r>
+      <w:pPr/>
+      <w:r>
+        <w:rPr>
+          <w:lang w:val="fr_FR" w:bidi="fr_FR"/>
+        </w:rPr>
+      </w:r>
+      <w:r>
+        <w:rPr>
+          <w:lang w:val="fr_FR" w:bidi="fr_FR"/>
+        </w:rPr>
         <w:t xml:space="preserve">La Bible Louis Segond 1910 </w:t>
       </w:r>
       <w:r>
+        <w:rPr>
+          <w:lang w:val="fr_FR" w:bidi="fr_FR"/>
+        </w:rPr>
         <w:t>privilégie la tradition avec trois volets, cohérent avec d’autres passages de l’épître</w:t>
       </w:r>
       <w:r>
+        <w:rPr>
+          <w:lang w:val="fr_FR" w:bidi="fr_FR"/>
+        </w:rPr>
         <w:t xml:space="preserve"> (</w:t>
       </w:r>
       <w:hyperlink r:id="rId56">
         <w:r>
+          <w:rPr>
+            <w:lang w:val="fr_FR" w:bidi="fr_FR"/>
+          </w:rPr>
           <w:rPr>
             <w:color w:val="0000EE"/>
             <w:u w:val="single"/>
@@ -1611,10 +2907,16 @@
         </w:r>
       </w:hyperlink>
       <w:r>
+        <w:rPr>
+          <w:lang w:val="fr_FR" w:bidi="fr_FR"/>
+        </w:rPr>
         <w:t xml:space="preserve">, </w:t>
       </w:r>
       <w:hyperlink r:id="rId57">
         <w:r>
+          <w:rPr>
+            <w:lang w:val="fr_FR" w:bidi="fr_FR"/>
+          </w:rPr>
           <w:rPr>
             <w:color w:val="0000EE"/>
             <w:u w:val="single"/>
@@ -1623,22 +2925,45 @@
         </w:r>
       </w:hyperlink>
       <w:r>
+        <w:rPr>
+          <w:lang w:val="fr_FR" w:bidi="fr_FR"/>
+        </w:rPr>
         <w:t>).</w:t>
       </w:r>
-      <w:r/>
-      <w:r/>
-    </w:p>
-    <w:p>
-      <w:r/>
+      <w:r>
+        <w:rPr>
+          <w:lang w:val="fr_FR" w:bidi="fr_FR"/>
+        </w:rPr>
+      </w:r>
+      <w:r>
+        <w:rPr>
+          <w:lang w:val="fr_FR" w:bidi="fr_FR"/>
+        </w:rPr>
+      </w:r>
+    </w:p>
+    <w:p>
+      <w:pPr/>
+      <w:r>
+        <w:rPr>
+          <w:lang w:val="fr_FR" w:bidi="fr_FR"/>
+        </w:rPr>
+      </w:r>
     </w:p>
     <w:p>
       <w:pPr>
         <w:pStyle w:val="Heading2"/>
       </w:pPr>
       <w:r>
+        <w:rPr>
+          <w:lang w:val="fr_FR" w:bidi="fr_FR"/>
+        </w:rPr>
         <w:t>Jude 1.23</w:t>
       </w:r>
-      <w:r/>
+      <w:r>
+        <w:rPr>
+          <w:lang w:val="fr_FR" w:bidi="fr_FR"/>
+        </w:rPr>
+      </w:r>
     </w:p>
     <w:p>
       <w:pPr>
@@ -1646,17 +2971,28 @@
         <w:spacing w:line="240" w:lineRule="auto"/>
         <w:ind w:left="720"/>
       </w:pPr>
-      <w:r/>
+      <w:r>
+        <w:rPr>
+          <w:lang w:val="fr_FR" w:bidi="fr_FR"/>
+        </w:rPr>
+      </w:r>
       <w:r>
         <w:rPr>
           <w:i/>
+          <w:lang w:val="fr_FR" w:bidi="fr_FR"/>
         </w:rPr>
         <w:t>Sauvez-en d’autres</w:t>
       </w:r>
       <w:r>
+        <w:rPr>
+          <w:lang w:val="fr_FR" w:bidi="fr_FR"/>
+        </w:rPr>
         <w:t xml:space="preserve"> : </w:t>
       </w:r>
       <w:r>
+        <w:rPr>
+          <w:lang w:val="fr_FR" w:bidi="fr_FR"/>
+        </w:rPr>
         <w:t>Certains croyants, fortement influencés par les faux enseignants, étaient en danger de condamnation.</w:t>
       </w:r>
     </w:p>
@@ -1666,24 +3002,41 @@
         <w:spacing w:line="240" w:lineRule="auto"/>
         <w:ind w:left="720"/>
       </w:pPr>
-      <w:r/>
+      <w:r>
+        <w:rPr>
+          <w:lang w:val="fr_FR" w:bidi="fr_FR"/>
+        </w:rPr>
+      </w:r>
       <w:r>
         <w:rPr>
           <w:i/>
+          <w:lang w:val="fr_FR" w:bidi="fr_FR"/>
         </w:rPr>
         <w:t>et pour d’autres encore, ayez une pitié</w:t>
       </w:r>
       <w:r>
+        <w:rPr>
+          <w:lang w:val="fr_FR" w:bidi="fr_FR"/>
+        </w:rPr>
         <w:t xml:space="preserve"> : </w:t>
       </w:r>
       <w:r>
+        <w:rPr>
+          <w:lang w:val="fr_FR" w:bidi="fr_FR"/>
+        </w:rPr>
         <w:t>Ce groupe désigne probablement les faux enseignants eux-mêmes, ou ceux qui se sont laissés entraîner par leurs doctrines. Leur témoigner de la miséricorde peut notamment passer par la prière en leur faveur</w:t>
       </w:r>
       <w:r>
+        <w:rPr>
+          <w:lang w:val="fr_FR" w:bidi="fr_FR"/>
+        </w:rPr>
         <w:t xml:space="preserve"> (voir </w:t>
       </w:r>
       <w:hyperlink r:id="rId58">
         <w:r>
+          <w:rPr>
+            <w:lang w:val="fr_FR" w:bidi="fr_FR"/>
+          </w:rPr>
           <w:rPr>
             <w:color w:val="0000EE"/>
             <w:u w:val="single"/>
@@ -1692,6 +3045,9 @@
         </w:r>
       </w:hyperlink>
       <w:r>
+        <w:rPr>
+          <w:lang w:val="fr_FR" w:bidi="fr_FR"/>
+        </w:rPr>
         <w:t>).</w:t>
       </w:r>
     </w:p>
@@ -1701,15 +3057,28 @@
         <w:spacing w:line="240" w:lineRule="auto"/>
         <w:ind w:left="720"/>
       </w:pPr>
-      <w:r/>
-      <w:r>
+      <w:r>
+        <w:rPr>
+          <w:lang w:val="fr_FR" w:bidi="fr_FR"/>
+        </w:rPr>
+      </w:r>
+      <w:r>
+        <w:rPr>
+          <w:lang w:val="fr_FR" w:bidi="fr_FR"/>
+        </w:rPr>
         <w:t>Toutefois, les croyants sont appelés à faire preuve d’une grande prudence lorsqu’ils tendent la main à ces personnes, car ils pourraient eux-mêmes être exposés à la séduction du péché (v</w:t>
       </w:r>
       <w:r>
+        <w:rPr>
+          <w:lang w:val="fr_FR" w:bidi="fr_FR"/>
+        </w:rPr>
         <w:t xml:space="preserve">oir </w:t>
       </w:r>
       <w:hyperlink r:id="rId59">
         <w:r>
+          <w:rPr>
+            <w:lang w:val="fr_FR" w:bidi="fr_FR"/>
+          </w:rPr>
           <w:rPr>
             <w:color w:val="0000EE"/>
             <w:u w:val="single"/>
@@ -1718,10 +3087,16 @@
         </w:r>
       </w:hyperlink>
       <w:r>
+        <w:rPr>
+          <w:lang w:val="fr_FR" w:bidi="fr_FR"/>
+        </w:rPr>
         <w:t xml:space="preserve"> ; </w:t>
       </w:r>
       <w:hyperlink r:id="rId60">
         <w:r>
+          <w:rPr>
+            <w:lang w:val="fr_FR" w:bidi="fr_FR"/>
+          </w:rPr>
           <w:rPr>
             <w:color w:val="0000EE"/>
             <w:u w:val="single"/>
@@ -1730,30 +3105,69 @@
         </w:r>
       </w:hyperlink>
       <w:r>
+        <w:rPr>
+          <w:lang w:val="fr_FR" w:bidi="fr_FR"/>
+        </w:rPr>
         <w:t>).</w:t>
       </w:r>
-      <w:r/>
-      <w:r/>
-    </w:p>
-    <w:p>
-      <w:r/>
+      <w:r>
+        <w:rPr>
+          <w:lang w:val="fr_FR" w:bidi="fr_FR"/>
+        </w:rPr>
+      </w:r>
+      <w:r>
+        <w:rPr>
+          <w:lang w:val="fr_FR" w:bidi="fr_FR"/>
+        </w:rPr>
+      </w:r>
+    </w:p>
+    <w:p>
+      <w:pPr/>
+      <w:r>
+        <w:rPr>
+          <w:lang w:val="fr_FR" w:bidi="fr_FR"/>
+        </w:rPr>
+      </w:r>
     </w:p>
     <w:p>
       <w:pPr>
         <w:pStyle w:val="Heading2"/>
       </w:pPr>
       <w:r>
+        <w:rPr>
+          <w:lang w:val="fr_FR" w:bidi="fr_FR"/>
+        </w:rPr>
         <w:t>Jude 1.24–25</w:t>
       </w:r>
-      <w:r/>
-    </w:p>
-    <w:p>
-      <w:r/>
-      <w:r>
+      <w:r>
+        <w:rPr>
+          <w:lang w:val="fr_FR" w:bidi="fr_FR"/>
+        </w:rPr>
+      </w:r>
+    </w:p>
+    <w:p>
+      <w:pPr/>
+      <w:r>
+        <w:rPr>
+          <w:lang w:val="fr_FR" w:bidi="fr_FR"/>
+        </w:rPr>
+      </w:r>
+      <w:r>
+        <w:rPr>
+          <w:lang w:val="fr_FR" w:bidi="fr_FR"/>
+        </w:rPr>
         <w:t>Jude conclut sa lettre par une doxologie majestueuse, souvent reprise dans les temps de culte. Ses paroles résonnent avec justesse pour ses destinataires, qui avaient besoin d’un regard renouvelé sur la grandeur de Dieu. Il leur rappelle que Dieu est pleinement capable de les garder fermement attachés à lui et de les préserver des séductions des faux enseignements. Il les encourage à placer leur confiance en celui qui détient la gloire, la majesté, la puissance et l’autorité, et qui peut les faire paraître irréprochables dans sa présence glorieuse, pour l’éternité.</w:t>
       </w:r>
-      <w:r/>
-      <w:r/>
+      <w:r>
+        <w:rPr>
+          <w:lang w:val="fr_FR" w:bidi="fr_FR"/>
+        </w:rPr>
+      </w:r>
+      <w:r>
+        <w:rPr>
+          <w:lang w:val="fr_FR" w:bidi="fr_FR"/>
+        </w:rPr>
+      </w:r>
     </w:p>
     <w:sectPr>
       <w:footnotePr>
@@ -3645,6 +5059,18 @@
   <w:num w:numId="13" w16cid:durableId="592781308">
     <w:abstractNumId w:val="11"/>
   </w:num>
+  <w:num w:numId="14">
+    <w:abstractNumId w:val="3"/>
+    <w:lvlOverride w:ilvl="0">
+      <w:startOverride w:val="1"/>
+    </w:lvlOverride>
+  </w:num>
+  <w:num w:numId="15">
+    <w:abstractNumId w:val="3"/>
+    <w:lvlOverride w:ilvl="0">
+      <w:startOverride w:val="1"/>
+    </w:lvlOverride>
+  </w:num>
   <w:numIdMacAtCleanup w:val="10"/>
 </w:numbering>
 </file>
@@ -3655,7 +5081,7 @@
     <w:rPrDefault>
       <w:rPr>
         <w:rFonts w:ascii="Times New Roman" w:eastAsia="Times New Roman" w:hAnsi="Times New Roman" w:cs="Times New Roman"/>
-        <w:lang w:val="en-US" w:eastAsia="en-US" w:bidi="ar-SA"/>
+        <w:lang w:val="fr_FR" w:eastAsia="en-US" w:bidi="ar-SA"/>
       </w:rPr>
     </w:rPrDefault>
     <w:pPrDefault/>

--- a/fra/docx/65.content.docx
+++ b/fra/docx/65.content.docx
@@ -28,22 +28,6 @@
       </w:r>
     </w:p>
     <w:p>
-      <w:pPr>
-        <w:pStyle w:val="Heading2"/>
-      </w:pPr>
-      <w:r>
-        <w:rPr>
-          <w:lang w:val="fr_FR" w:bidi="fr_FR"/>
-        </w:rPr>
-        <w:t>License Information</w:t>
-      </w:r>
-      <w:r>
-        <w:rPr>
-          <w:lang w:val="fr_FR" w:bidi="fr_FR"/>
-        </w:rPr>
-      </w:r>
-    </w:p>
-    <w:p>
       <w:pPr/>
       <w:r>
         <w:rPr>
@@ -55,19 +39,21 @@
           <w:b/>
           <w:lang w:val="fr_FR" w:bidi="fr_FR"/>
         </w:rPr>
-        <w:t>Notes d'étude (Tyndale)</w:t>
-      </w:r>
-      <w:r>
-        <w:rPr>
-          <w:lang w:val="fr_FR" w:bidi="fr_FR"/>
-        </w:rPr>
-        <w:t xml:space="preserve"> (French) is based on</w:t>
-      </w:r>
-      <w:r>
-        <w:rPr>
-          <w:lang w:val="fr_FR" w:bidi="fr_FR"/>
-        </w:rPr>
-        <w:t xml:space="preserve">: </w:t>
+        <w:t>Aquifer Open Study Notes</w:t>
+      </w:r>
+    </w:p>
+    <w:p>
+      <w:pPr/>
+      <w:r>
+        <w:rPr>
+          <w:lang w:val="fr_FR" w:bidi="fr_FR"/>
+        </w:rPr>
+      </w:r>
+      <w:r>
+        <w:rPr>
+          <w:lang w:val="fr_FR" w:bidi="fr_FR"/>
+        </w:rPr>
+        <w:t xml:space="preserve">This work is an adaptation of </w:t>
       </w:r>
       <w:r>
         <w:rPr>
@@ -79,48 +65,19 @@
         <w:rPr>
           <w:lang w:val="fr_FR" w:bidi="fr_FR"/>
         </w:rPr>
-        <w:t xml:space="preserve">, </w:t>
-      </w:r>
-      <w:hyperlink r:id="rId13">
-        <w:r>
-          <w:rPr>
-            <w:lang w:val="fr_FR" w:bidi="fr_FR"/>
-          </w:rPr>
-          <w:rPr>
-            <w:color w:val="0000EE"/>
-            <w:u w:val="single"/>
-          </w:rPr>
-          <w:t>Tyndale House Publishers</w:t>
-        </w:r>
-      </w:hyperlink>
-      <w:r>
-        <w:rPr>
-          <w:lang w:val="fr_FR" w:bidi="fr_FR"/>
-        </w:rPr>
-        <w:t xml:space="preserve">, 2019, which is licensed under a </w:t>
-      </w:r>
-      <w:hyperlink r:id="rId14">
-        <w:r>
-          <w:rPr>
-            <w:lang w:val="fr_FR" w:bidi="fr_FR"/>
-          </w:rPr>
-          <w:rPr>
-            <w:color w:val="0000EE"/>
-            <w:u w:val="single"/>
-          </w:rPr>
-          <w:t>CC BY-SA 4.0 license</w:t>
-        </w:r>
-      </w:hyperlink>
-      <w:r>
-        <w:rPr>
-          <w:lang w:val="fr_FR" w:bidi="fr_FR"/>
-        </w:rPr>
-        <w:t>.</w:t>
-      </w:r>
-      <w:r>
-        <w:rPr>
-          <w:lang w:val="fr_FR" w:bidi="fr_FR"/>
-        </w:rPr>
+        <w:t xml:space="preserve"> © 2023 Tyndale House Publishers, licensed under the CC BY-SA 4.0 license. The adaptation, </w:t>
+      </w:r>
+      <w:r>
+        <w:rPr>
+          <w:lang w:val="fr_FR" w:bidi="fr_FR"/>
+        </w:rPr>
+        <w:t>Aquifer Open Study Notes</w:t>
+      </w:r>
+      <w:r>
+        <w:rPr>
+          <w:lang w:val="fr_FR" w:bidi="fr_FR"/>
+        </w:rPr>
+        <w:t>, was created by Mission Mutual and is also licensed under CC BY-SA 4.0.</w:t>
       </w:r>
     </w:p>
     <w:p>
@@ -134,7 +91,7 @@
         <w:rPr>
           <w:lang w:val="fr_FR" w:bidi="fr_FR"/>
         </w:rPr>
-        <w:t>This PDF version is provided under the same license.</w:t>
+        <w:t>This resource has been adapted into multiple languages, including English, Tok Pisin, Arabic (عربي), French (Français), Hindi (हिंदी), Indonesian (Bahasa Indonesia), Portuguese (Português), Russian (Русский), Spanish (Español), Swahili (Kiswahili), and Simplified Chinese (简体中文).</w:t>
       </w:r>
       <w:r>
         <w:rPr>
@@ -361,7 +318,7 @@
         </w:rPr>
         <w:t xml:space="preserve"> (voir </w:t>
       </w:r>
-      <w:hyperlink r:id="rId15">
+      <w:hyperlink r:id="rId13">
         <w:r>
           <w:rPr>
             <w:lang w:val="fr_FR" w:bidi="fr_FR"/>
@@ -379,7 +336,7 @@
         </w:rPr>
         <w:t xml:space="preserve"> ; </w:t>
       </w:r>
-      <w:hyperlink r:id="rId16">
+      <w:hyperlink r:id="rId14">
         <w:r>
           <w:rPr>
             <w:lang w:val="fr_FR" w:bidi="fr_FR"/>
@@ -397,7 +354,7 @@
         </w:rPr>
         <w:t xml:space="preserve"> ; </w:t>
       </w:r>
-      <w:hyperlink r:id="rId17">
+      <w:hyperlink r:id="rId15">
         <w:r>
           <w:rPr>
             <w:lang w:val="fr_FR" w:bidi="fr_FR"/>
@@ -542,7 +499,7 @@
         </w:rPr>
         <w:t xml:space="preserve"> (voir aussi </w:t>
       </w:r>
-      <w:hyperlink r:id="rId18">
+      <w:hyperlink r:id="rId16">
         <w:r>
           <w:rPr>
             <w:lang w:val="fr_FR" w:bidi="fr_FR"/>
@@ -560,7 +517,7 @@
         </w:rPr>
         <w:t xml:space="preserve">, </w:t>
       </w:r>
-      <w:hyperlink r:id="rId19">
+      <w:hyperlink r:id="rId17">
         <w:r>
           <w:rPr>
             <w:lang w:val="fr_FR" w:bidi="fr_FR"/>
@@ -722,7 +679,7 @@
         </w:rPr>
         <w:t xml:space="preserve">(voir </w:t>
       </w:r>
-      <w:hyperlink r:id="rId20">
+      <w:hyperlink r:id="rId18">
         <w:r>
           <w:rPr>
             <w:lang w:val="fr_FR" w:bidi="fr_FR"/>
@@ -740,7 +697,7 @@
         </w:rPr>
         <w:t xml:space="preserve"> ; </w:t>
       </w:r>
-      <w:hyperlink r:id="rId21">
+      <w:hyperlink r:id="rId19">
         <w:r>
           <w:rPr>
             <w:lang w:val="fr_FR" w:bidi="fr_FR"/>
@@ -758,7 +715,7 @@
         </w:rPr>
         <w:t xml:space="preserve">). Les faux enseignements représentaient une menace sérieuse pour la foi des personnes à qui il écrivait (voir </w:t>
       </w:r>
-      <w:hyperlink r:id="rId22">
+      <w:hyperlink r:id="rId20">
         <w:r>
           <w:rPr>
             <w:lang w:val="fr_FR" w:bidi="fr_FR"/>
@@ -836,7 +793,7 @@
         </w:rPr>
         <w:t xml:space="preserve"> (voir </w:t>
       </w:r>
-      <w:hyperlink r:id="rId23">
+      <w:hyperlink r:id="rId21">
         <w:r>
           <w:rPr>
             <w:lang w:val="fr_FR" w:bidi="fr_FR"/>
@@ -912,7 +869,7 @@
         </w:rPr>
         <w:t xml:space="preserve"> (comparez </w:t>
       </w:r>
-      <w:hyperlink r:id="rId24">
+      <w:hyperlink r:id="rId22">
         <w:r>
           <w:rPr>
             <w:lang w:val="fr_FR" w:bidi="fr_FR"/>
@@ -974,7 +931,7 @@
         </w:rPr>
         <w:t xml:space="preserve"> (voir </w:t>
       </w:r>
-      <w:hyperlink r:id="rId25">
+      <w:hyperlink r:id="rId23">
         <w:r>
           <w:rPr>
             <w:lang w:val="fr_FR" w:bidi="fr_FR"/>
@@ -1046,7 +1003,7 @@
         </w:rPr>
         <w:t xml:space="preserve"> au verset </w:t>
       </w:r>
-      <w:hyperlink r:id="rId26">
+      <w:hyperlink r:id="rId24">
         <w:r>
           <w:rPr>
             <w:lang w:val="fr_FR" w:bidi="fr_FR"/>
@@ -1148,7 +1105,7 @@
         </w:rPr>
         <w:t xml:space="preserve">). Jude évoquait probablement les versets </w:t>
       </w:r>
-      <w:hyperlink r:id="rId27">
+      <w:hyperlink r:id="rId25">
         <w:r>
           <w:rPr>
             <w:lang w:val="fr_FR" w:bidi="fr_FR"/>
@@ -1221,7 +1178,7 @@
         </w:rPr>
         <w:t xml:space="preserve">D’ailleurs, Jude cite explicitement le livre 1 Hénoc aux </w:t>
       </w:r>
-      <w:hyperlink r:id="rId28">
+      <w:hyperlink r:id="rId26">
         <w:r>
           <w:rPr>
             <w:lang w:val="fr_FR" w:bidi="fr_FR"/>
@@ -1285,7 +1242,7 @@
         </w:rPr>
         <w:t xml:space="preserve">Le jugement de Dieu sur Sodome et Gomorrhe est devenu un évènement bien connu (voir </w:t>
       </w:r>
-      <w:hyperlink r:id="rId29">
+      <w:hyperlink r:id="rId27">
         <w:r>
           <w:rPr>
             <w:lang w:val="fr_FR" w:bidi="fr_FR"/>
@@ -1303,7 +1260,7 @@
         </w:rPr>
         <w:t xml:space="preserve"> ; </w:t>
       </w:r>
-      <w:hyperlink r:id="rId30">
+      <w:hyperlink r:id="rId28">
         <w:r>
           <w:rPr>
             <w:lang w:val="fr_FR" w:bidi="fr_FR"/>
@@ -1346,7 +1303,7 @@
         </w:rPr>
         <w:t xml:space="preserve"> : </w:t>
       </w:r>
-      <w:hyperlink r:id="rId31">
+      <w:hyperlink r:id="rId29">
         <w:r>
           <w:rPr>
             <w:lang w:val="fr_FR" w:bidi="fr_FR"/>
@@ -1396,7 +1353,7 @@
         </w:rPr>
         <w:t xml:space="preserve"> : cette proposition désigne probablement les relations sexuelles entre personnes du même sexe (</w:t>
       </w:r>
-      <w:hyperlink r:id="rId32">
+      <w:hyperlink r:id="rId30">
         <w:r>
           <w:rPr>
             <w:lang w:val="fr_FR" w:bidi="fr_FR"/>
@@ -1487,7 +1444,7 @@
         </w:rPr>
         <w:t xml:space="preserve"> (voir </w:t>
       </w:r>
-      <w:hyperlink r:id="rId33">
+      <w:hyperlink r:id="rId31">
         <w:r>
           <w:rPr>
             <w:lang w:val="fr_FR" w:bidi="fr_FR"/>
@@ -1505,7 +1462,7 @@
         </w:rPr>
         <w:t xml:space="preserve"> ; </w:t>
       </w:r>
-      <w:hyperlink r:id="rId34">
+      <w:hyperlink r:id="rId32">
         <w:r>
           <w:rPr>
             <w:lang w:val="fr_FR" w:bidi="fr_FR"/>
@@ -1535,7 +1492,7 @@
         </w:rPr>
         <w:t xml:space="preserve"> (comparer avec </w:t>
       </w:r>
-      <w:hyperlink r:id="rId35">
+      <w:hyperlink r:id="rId33">
         <w:r>
           <w:rPr>
             <w:lang w:val="fr_FR" w:bidi="fr_FR"/>
@@ -1613,7 +1570,7 @@
         </w:rPr>
         <w:t xml:space="preserve"> (voir aussi </w:t>
       </w:r>
-      <w:hyperlink r:id="rId36">
+      <w:hyperlink r:id="rId34">
         <w:r>
           <w:rPr>
             <w:lang w:val="fr_FR" w:bidi="fr_FR"/>
@@ -1643,7 +1600,7 @@
         </w:rPr>
         <w:t xml:space="preserve"> (</w:t>
       </w:r>
-      <w:hyperlink r:id="rId37">
+      <w:hyperlink r:id="rId35">
         <w:r>
           <w:rPr>
             <w:lang w:val="fr_FR" w:bidi="fr_FR"/>
@@ -1661,7 +1618,7 @@
         </w:rPr>
         <w:t xml:space="preserve">, </w:t>
       </w:r>
-      <w:hyperlink r:id="rId38">
+      <w:hyperlink r:id="rId36">
         <w:r>
           <w:rPr>
             <w:lang w:val="fr_FR" w:bidi="fr_FR"/>
@@ -1679,7 +1636,7 @@
         </w:rPr>
         <w:t xml:space="preserve">; </w:t>
       </w:r>
-      <w:hyperlink r:id="rId39">
+      <w:hyperlink r:id="rId37">
         <w:r>
           <w:rPr>
             <w:lang w:val="fr_FR" w:bidi="fr_FR"/>
@@ -1697,7 +1654,7 @@
         </w:rPr>
         <w:t xml:space="preserve">; </w:t>
       </w:r>
-      <w:hyperlink r:id="rId40">
+      <w:hyperlink r:id="rId38">
         <w:r>
           <w:rPr>
             <w:lang w:val="fr_FR" w:bidi="fr_FR"/>
@@ -1799,7 +1756,7 @@
         </w:rPr>
         <w:t xml:space="preserve"> : Voir </w:t>
       </w:r>
-      <w:hyperlink r:id="rId41">
+      <w:hyperlink r:id="rId39">
         <w:r>
           <w:rPr>
             <w:lang w:val="fr_FR" w:bidi="fr_FR"/>
@@ -1879,7 +1836,7 @@
         </w:rPr>
         <w:t xml:space="preserve"> : Référence aux versets </w:t>
       </w:r>
-      <w:hyperlink r:id="rId42">
+      <w:hyperlink r:id="rId40">
         <w:r>
           <w:rPr>
             <w:lang w:val="fr_FR" w:bidi="fr_FR"/>
@@ -2047,7 +2004,7 @@
         </w:rPr>
         <w:t xml:space="preserve"> (voir </w:t>
       </w:r>
-      <w:hyperlink r:id="rId43">
+      <w:hyperlink r:id="rId41">
         <w:r>
           <w:rPr>
             <w:lang w:val="fr_FR" w:bidi="fr_FR"/>
@@ -2065,7 +2022,7 @@
         </w:rPr>
         <w:t xml:space="preserve">; </w:t>
       </w:r>
-      <w:hyperlink r:id="rId44">
+      <w:hyperlink r:id="rId42">
         <w:r>
           <w:rPr>
             <w:lang w:val="fr_FR" w:bidi="fr_FR"/>
@@ -2083,7 +2040,7 @@
         </w:rPr>
         <w:t xml:space="preserve">). Le verset </w:t>
       </w:r>
-      <w:hyperlink r:id="rId45">
+      <w:hyperlink r:id="rId43">
         <w:r>
           <w:rPr>
             <w:lang w:val="fr_FR" w:bidi="fr_FR"/>
@@ -2101,7 +2058,7 @@
         </w:rPr>
         <w:t xml:space="preserve"> suggère qu’il n’est pas mort, mais qu’il a été enlevé directement au ciel (comparer avec </w:t>
       </w:r>
-      <w:hyperlink r:id="rId46">
+      <w:hyperlink r:id="rId44">
         <w:r>
           <w:rPr>
             <w:lang w:val="fr_FR" w:bidi="fr_FR"/>
@@ -2119,7 +2076,7 @@
         </w:rPr>
         <w:t xml:space="preserve"> ; voir </w:t>
       </w:r>
-      <w:hyperlink r:id="rId47">
+      <w:hyperlink r:id="rId45">
         <w:r>
           <w:rPr>
             <w:lang w:val="fr_FR" w:bidi="fr_FR"/>
@@ -2230,7 +2187,7 @@
         </w:rPr>
         <w:t xml:space="preserve">: Voir </w:t>
       </w:r>
-      <w:hyperlink r:id="rId48">
+      <w:hyperlink r:id="rId46">
         <w:r>
           <w:rPr>
             <w:lang w:val="fr_FR" w:bidi="fr_FR"/>
@@ -2248,7 +2205,7 @@
         </w:rPr>
         <w:t xml:space="preserve"> </w:t>
       </w:r>
-      <w:hyperlink r:id="rId49">
+      <w:hyperlink r:id="rId47">
         <w:r>
           <w:rPr>
             <w:lang w:val="fr_FR" w:bidi="fr_FR"/>
@@ -2266,7 +2223,7 @@
         </w:rPr>
         <w:t xml:space="preserve">, et </w:t>
       </w:r>
-      <w:hyperlink r:id="rId50">
+      <w:hyperlink r:id="rId48">
         <w:r>
           <w:rPr>
             <w:lang w:val="fr_FR" w:bidi="fr_FR"/>
@@ -2338,7 +2295,7 @@
         </w:rPr>
         <w:t xml:space="preserve">(voir </w:t>
       </w:r>
-      <w:hyperlink r:id="rId51">
+      <w:hyperlink r:id="rId49">
         <w:r>
           <w:rPr>
             <w:lang w:val="fr_FR" w:bidi="fr_FR"/>
@@ -2368,7 +2325,7 @@
         </w:rPr>
         <w:t xml:space="preserve"> (</w:t>
       </w:r>
-      <w:hyperlink r:id="rId52">
+      <w:hyperlink r:id="rId50">
         <w:r>
           <w:rPr>
             <w:lang w:val="fr_FR" w:bidi="fr_FR"/>
@@ -2398,7 +2355,7 @@
         </w:rPr>
         <w:t xml:space="preserve"> (</w:t>
       </w:r>
-      <w:hyperlink r:id="rId53">
+      <w:hyperlink r:id="rId51">
         <w:r>
           <w:rPr>
             <w:lang w:val="fr_FR" w:bidi="fr_FR"/>
@@ -2428,7 +2385,7 @@
         </w:rPr>
         <w:t xml:space="preserve"> (</w:t>
       </w:r>
-      <w:hyperlink r:id="rId22">
+      <w:hyperlink r:id="rId20">
         <w:r>
           <w:rPr>
             <w:lang w:val="fr_FR" w:bidi="fr_FR"/>
@@ -2507,7 +2464,7 @@
         </w:rPr>
         <w:t xml:space="preserve"> (</w:t>
       </w:r>
-      <w:hyperlink r:id="rId54">
+      <w:hyperlink r:id="rId52">
         <w:r>
           <w:rPr>
             <w:lang w:val="fr_FR" w:bidi="fr_FR"/>
@@ -2592,7 +2549,7 @@
         </w:rPr>
         <w:t xml:space="preserve"> au verset </w:t>
       </w:r>
-      <w:hyperlink r:id="rId55">
+      <w:hyperlink r:id="rId53">
         <w:r>
           <w:rPr>
             <w:lang w:val="fr_FR" w:bidi="fr_FR"/>
@@ -2894,7 +2851,7 @@
         </w:rPr>
         <w:t xml:space="preserve"> (</w:t>
       </w:r>
-      <w:hyperlink r:id="rId56">
+      <w:hyperlink r:id="rId54">
         <w:r>
           <w:rPr>
             <w:lang w:val="fr_FR" w:bidi="fr_FR"/>
@@ -2912,7 +2869,7 @@
         </w:rPr>
         <w:t xml:space="preserve">, </w:t>
       </w:r>
-      <w:hyperlink r:id="rId57">
+      <w:hyperlink r:id="rId55">
         <w:r>
           <w:rPr>
             <w:lang w:val="fr_FR" w:bidi="fr_FR"/>
@@ -3032,7 +2989,7 @@
         </w:rPr>
         <w:t xml:space="preserve"> (voir </w:t>
       </w:r>
-      <w:hyperlink r:id="rId58">
+      <w:hyperlink r:id="rId56">
         <w:r>
           <w:rPr>
             <w:lang w:val="fr_FR" w:bidi="fr_FR"/>
@@ -3074,7 +3031,7 @@
         </w:rPr>
         <w:t xml:space="preserve">oir </w:t>
       </w:r>
-      <w:hyperlink r:id="rId59">
+      <w:hyperlink r:id="rId57">
         <w:r>
           <w:rPr>
             <w:lang w:val="fr_FR" w:bidi="fr_FR"/>
@@ -3092,7 +3049,7 @@
         </w:rPr>
         <w:t xml:space="preserve"> ; </w:t>
       </w:r>
-      <w:hyperlink r:id="rId60">
+      <w:hyperlink r:id="rId58">
         <w:r>
           <w:rPr>
             <w:lang w:val="fr_FR" w:bidi="fr_FR"/>

--- a/fra/docx/65.content.docx
+++ b/fra/docx/65.content.docx
@@ -163,13 +163,6 @@
         <w:rPr>
           <w:lang w:val="fr_FR" w:bidi="fr_FR"/>
         </w:rPr>
-      </w:r>
-      <w:r>
-        <w:rPr>
-          <w:i/>
-          <w:lang w:val="fr_FR" w:bidi="fr_FR"/>
-        </w:rPr>
-        <w:t>Jude 1.1, Jude 1.1–2, Jude 1.3, Jude 1.3–4, Jude 1.4, Jude 1.5, Jude 1.5–16, Jude 1.6, Jude 1.7, Jude 1.8, Jude 1.9, Jude 1.11, Jude 1.12, Jude 1.13, Jude 1.14–15, Jude 1.17, Jude 1.17–23, Jude 1.18, Jude 1.20, Jude 1.22, Jude 1.22–23, Jude 1.23, Jude 1.24–25</w:t>
       </w:r>
       <w:r>
         <w:rPr>

--- a/fra/docx/65.content.docx
+++ b/fra/docx/65.content.docx
@@ -150,19 +150,6 @@
           <w:lang w:val="fr_FR" w:bidi="fr_FR"/>
         </w:rPr>
         <w:t>JUD</w:t>
-      </w:r>
-      <w:r>
-        <w:rPr>
-          <w:lang w:val="fr_FR" w:bidi="fr_FR"/>
-        </w:rPr>
-      </w:r>
-    </w:p>
-    <w:p>
-      <w:pPr/>
-      <w:r>
-        <w:rPr>
-          <w:lang w:val="fr_FR" w:bidi="fr_FR"/>
-        </w:rPr>
       </w:r>
       <w:r>
         <w:rPr>

--- a/fra/docx/65.content.docx
+++ b/fra/docx/65.content.docx
@@ -19,7 +19,7 @@
         <w:rPr>
           <w:lang w:val="fr_FR" w:bidi="fr_FR"/>
         </w:rPr>
-        <w:t>Resource: Notes d'étude (Tyndale)</w:t>
+        <w:t>Resource: Tyndale Open Study Notes</w:t>
       </w:r>
       <w:r>
         <w:rPr>
@@ -112,7 +112,7 @@
         <w:rPr>
           <w:lang w:val="fr_FR" w:bidi="fr_FR"/>
         </w:rPr>
-        <w:t>Notes d'étude (Tyndale)</w:t>
+        <w:t>Tyndale Open Study Notes</w:t>
       </w:r>
     </w:p>
     <w:p>

--- a/fra/docx/65.content.docx
+++ b/fra/docx/65.content.docx
@@ -19,7 +19,7 @@
         <w:rPr>
           <w:lang w:val="fr_FR" w:bidi="fr_FR"/>
         </w:rPr>
-        <w:t>Resource: Tyndale Open Study Notes</w:t>
+        <w:t>Resource: Aquifer Open Study Notes</w:t>
       </w:r>
       <w:r>
         <w:rPr>
@@ -112,7 +112,7 @@
         <w:rPr>
           <w:lang w:val="fr_FR" w:bidi="fr_FR"/>
         </w:rPr>
-        <w:t>Tyndale Open Study Notes</w:t>
+        <w:t>Aquifer Open Study Notes</w:t>
       </w:r>
     </w:p>
     <w:p>

--- a/fra/docx/65.content.docx
+++ b/fra/docx/65.content.docx
@@ -298,54 +298,36 @@
         </w:rPr>
         <w:t xml:space="preserve"> (voir </w:t>
       </w:r>
-      <w:hyperlink r:id="rId13">
-        <w:r>
-          <w:rPr>
-            <w:lang w:val="fr_FR" w:bidi="fr_FR"/>
-          </w:rPr>
-          <w:rPr>
-            <w:color w:val="0000EE"/>
-            <w:u w:val="single"/>
-          </w:rPr>
-          <w:t>Jos 14.7</w:t>
-        </w:r>
-      </w:hyperlink>
+      <w:r>
+        <w:rPr>
+          <w:lang w:val="fr_FR" w:bidi="fr_FR"/>
+        </w:rPr>
+        <w:t>Jos 14.7</w:t>
+      </w:r>
       <w:r>
         <w:rPr>
           <w:lang w:val="fr_FR" w:bidi="fr_FR"/>
         </w:rPr>
         <w:t xml:space="preserve"> ; </w:t>
       </w:r>
-      <w:hyperlink r:id="rId14">
-        <w:r>
-          <w:rPr>
-            <w:lang w:val="fr_FR" w:bidi="fr_FR"/>
-          </w:rPr>
-          <w:rPr>
-            <w:color w:val="0000EE"/>
-            <w:u w:val="single"/>
-          </w:rPr>
-          <w:t>2R 18.12</w:t>
-        </w:r>
-      </w:hyperlink>
+      <w:r>
+        <w:rPr>
+          <w:lang w:val="fr_FR" w:bidi="fr_FR"/>
+        </w:rPr>
+        <w:t>2R 18.12</w:t>
+      </w:r>
       <w:r>
         <w:rPr>
           <w:lang w:val="fr_FR" w:bidi="fr_FR"/>
         </w:rPr>
         <w:t xml:space="preserve"> ; </w:t>
       </w:r>
-      <w:hyperlink r:id="rId15">
-        <w:r>
-          <w:rPr>
-            <w:lang w:val="fr_FR" w:bidi="fr_FR"/>
-          </w:rPr>
-          <w:rPr>
-            <w:color w:val="0000EE"/>
-            <w:u w:val="single"/>
-          </w:rPr>
-          <w:t>Ez 34.23</w:t>
-        </w:r>
-      </w:hyperlink>
+      <w:r>
+        <w:rPr>
+          <w:lang w:val="fr_FR" w:bidi="fr_FR"/>
+        </w:rPr>
+        <w:t>Ez 34.23</w:t>
+      </w:r>
       <w:r>
         <w:rPr>
           <w:lang w:val="fr_FR" w:bidi="fr_FR"/>
@@ -479,36 +461,24 @@
         </w:rPr>
         <w:t xml:space="preserve"> (voir aussi </w:t>
       </w:r>
-      <w:hyperlink r:id="rId16">
-        <w:r>
-          <w:rPr>
-            <w:lang w:val="fr_FR" w:bidi="fr_FR"/>
-          </w:rPr>
-          <w:rPr>
-            <w:color w:val="0000EE"/>
-            <w:u w:val="single"/>
-          </w:rPr>
-          <w:t>1.21</w:t>
-        </w:r>
-      </w:hyperlink>
+      <w:r>
+        <w:rPr>
+          <w:lang w:val="fr_FR" w:bidi="fr_FR"/>
+        </w:rPr>
+        <w:t>1.21</w:t>
+      </w:r>
       <w:r>
         <w:rPr>
           <w:lang w:val="fr_FR" w:bidi="fr_FR"/>
         </w:rPr>
         <w:t xml:space="preserve">, </w:t>
       </w:r>
-      <w:hyperlink r:id="rId17">
-        <w:r>
-          <w:rPr>
-            <w:lang w:val="fr_FR" w:bidi="fr_FR"/>
-          </w:rPr>
-          <w:rPr>
-            <w:color w:val="0000EE"/>
-            <w:u w:val="single"/>
-          </w:rPr>
-          <w:t>1.24</w:t>
-        </w:r>
-      </w:hyperlink>
+      <w:r>
+        <w:rPr>
+          <w:lang w:val="fr_FR" w:bidi="fr_FR"/>
+        </w:rPr>
+        <w:t>1.24</w:t>
+      </w:r>
       <w:r>
         <w:rPr>
           <w:lang w:val="fr_FR" w:bidi="fr_FR"/>
@@ -659,54 +629,36 @@
         </w:rPr>
         <w:t xml:space="preserve">(voir </w:t>
       </w:r>
-      <w:hyperlink r:id="rId18">
-        <w:r>
-          <w:rPr>
-            <w:lang w:val="fr_FR" w:bidi="fr_FR"/>
-          </w:rPr>
-          <w:rPr>
-            <w:color w:val="0000EE"/>
-            <w:u w:val="single"/>
-          </w:rPr>
-          <w:t>Rm 1.8– 14</w:t>
-        </w:r>
-      </w:hyperlink>
+      <w:r>
+        <w:rPr>
+          <w:lang w:val="fr_FR" w:bidi="fr_FR"/>
+        </w:rPr>
+        <w:t>Rm 1.8– 14</w:t>
+      </w:r>
       <w:r>
         <w:rPr>
           <w:lang w:val="fr_FR" w:bidi="fr_FR"/>
         </w:rPr>
         <w:t xml:space="preserve"> ; </w:t>
       </w:r>
-      <w:hyperlink r:id="rId19">
-        <w:r>
-          <w:rPr>
-            <w:lang w:val="fr_FR" w:bidi="fr_FR"/>
-          </w:rPr>
-          <w:rPr>
-            <w:color w:val="0000EE"/>
-            <w:u w:val="single"/>
-          </w:rPr>
-          <w:t>1Co 1.4 –9</w:t>
-        </w:r>
-      </w:hyperlink>
+      <w:r>
+        <w:rPr>
+          <w:lang w:val="fr_FR" w:bidi="fr_FR"/>
+        </w:rPr>
+        <w:t>1Co 1.4 –9</w:t>
+      </w:r>
       <w:r>
         <w:rPr>
           <w:lang w:val="fr_FR" w:bidi="fr_FR"/>
         </w:rPr>
         <w:t xml:space="preserve">). Les faux enseignements représentaient une menace sérieuse pour la foi des personnes à qui il écrivait (voir </w:t>
       </w:r>
-      <w:hyperlink r:id="rId20">
-        <w:r>
-          <w:rPr>
-            <w:lang w:val="fr_FR" w:bidi="fr_FR"/>
-          </w:rPr>
-          <w:rPr>
-            <w:color w:val="0000EE"/>
-            <w:u w:val="single"/>
-          </w:rPr>
-          <w:t>Jd 1.22–23</w:t>
-        </w:r>
-      </w:hyperlink>
+      <w:r>
+        <w:rPr>
+          <w:lang w:val="fr_FR" w:bidi="fr_FR"/>
+        </w:rPr>
+        <w:t>Jd 1.22–23</w:t>
+      </w:r>
       <w:r>
         <w:rPr>
           <w:lang w:val="fr_FR" w:bidi="fr_FR"/>
@@ -773,18 +725,12 @@
         </w:rPr>
         <w:t xml:space="preserve"> (voir </w:t>
       </w:r>
-      <w:hyperlink r:id="rId21">
-        <w:r>
-          <w:rPr>
-            <w:lang w:val="fr_FR" w:bidi="fr_FR"/>
-          </w:rPr>
-          <w:rPr>
-            <w:color w:val="0000EE"/>
-            <w:u w:val="single"/>
-          </w:rPr>
-          <w:t>Rm 6</w:t>
-        </w:r>
-      </w:hyperlink>
+      <w:r>
+        <w:rPr>
+          <w:lang w:val="fr_FR" w:bidi="fr_FR"/>
+        </w:rPr>
+        <w:t>Rm 6</w:t>
+      </w:r>
       <w:r>
         <w:rPr>
           <w:lang w:val="fr_FR" w:bidi="fr_FR"/>
@@ -849,18 +795,12 @@
         </w:rPr>
         <w:t xml:space="preserve"> (comparez </w:t>
       </w:r>
-      <w:hyperlink r:id="rId22">
-        <w:r>
-          <w:rPr>
-            <w:lang w:val="fr_FR" w:bidi="fr_FR"/>
-          </w:rPr>
-          <w:rPr>
-            <w:color w:val="0000EE"/>
-            <w:u w:val="single"/>
-          </w:rPr>
-          <w:t>1Co 10.4</w:t>
-        </w:r>
-      </w:hyperlink>
+      <w:r>
+        <w:rPr>
+          <w:lang w:val="fr_FR" w:bidi="fr_FR"/>
+        </w:rPr>
+        <w:t>1Co 10.4</w:t>
+      </w:r>
       <w:r>
         <w:rPr>
           <w:lang w:val="fr_FR" w:bidi="fr_FR"/>
@@ -911,18 +851,12 @@
         </w:rPr>
         <w:t xml:space="preserve"> (voir </w:t>
       </w:r>
-      <w:hyperlink r:id="rId23">
-        <w:r>
-          <w:rPr>
-            <w:lang w:val="fr_FR" w:bidi="fr_FR"/>
-          </w:rPr>
-          <w:rPr>
-            <w:color w:val="0000EE"/>
-            <w:u w:val="single"/>
-          </w:rPr>
-          <w:t>Nb 14</w:t>
-        </w:r>
-      </w:hyperlink>
+      <w:r>
+        <w:rPr>
+          <w:lang w:val="fr_FR" w:bidi="fr_FR"/>
+        </w:rPr>
+        <w:t>Nb 14</w:t>
+      </w:r>
       <w:r>
         <w:rPr>
           <w:lang w:val="fr_FR" w:bidi="fr_FR"/>
@@ -983,18 +917,12 @@
         </w:rPr>
         <w:t xml:space="preserve"> au verset </w:t>
       </w:r>
-      <w:hyperlink r:id="rId24">
-        <w:r>
-          <w:rPr>
-            <w:lang w:val="fr_FR" w:bidi="fr_FR"/>
-          </w:rPr>
-          <w:rPr>
-            <w:color w:val="0000EE"/>
-            <w:u w:val="single"/>
-          </w:rPr>
-          <w:t>1.4</w:t>
-        </w:r>
-      </w:hyperlink>
+      <w:r>
+        <w:rPr>
+          <w:lang w:val="fr_FR" w:bidi="fr_FR"/>
+        </w:rPr>
+        <w:t>1.4</w:t>
+      </w:r>
       <w:r>
         <w:rPr>
           <w:lang w:val="fr_FR" w:bidi="fr_FR"/>
@@ -1085,18 +1013,12 @@
         </w:rPr>
         <w:t xml:space="preserve">). Jude évoquait probablement les versets </w:t>
       </w:r>
-      <w:hyperlink r:id="rId25">
-        <w:r>
-          <w:rPr>
-            <w:lang w:val="fr_FR" w:bidi="fr_FR"/>
-          </w:rPr>
-          <w:rPr>
-            <w:color w:val="0000EE"/>
-            <w:u w:val="single"/>
-          </w:rPr>
-          <w:t>Gn 6.1–4</w:t>
-        </w:r>
-      </w:hyperlink>
+      <w:r>
+        <w:rPr>
+          <w:lang w:val="fr_FR" w:bidi="fr_FR"/>
+        </w:rPr>
+        <w:t>Gn 6.1–4</w:t>
+      </w:r>
       <w:r>
         <w:rPr>
           <w:lang w:val="fr_FR" w:bidi="fr_FR"/>
@@ -1158,18 +1080,12 @@
         </w:rPr>
         <w:t xml:space="preserve">D’ailleurs, Jude cite explicitement le livre 1 Hénoc aux </w:t>
       </w:r>
-      <w:hyperlink r:id="rId26">
-        <w:r>
-          <w:rPr>
-            <w:lang w:val="fr_FR" w:bidi="fr_FR"/>
-          </w:rPr>
-          <w:rPr>
-            <w:color w:val="0000EE"/>
-            <w:u w:val="single"/>
-          </w:rPr>
-          <w:t>versets 14–15.</w:t>
-        </w:r>
-      </w:hyperlink>
+      <w:r>
+        <w:rPr>
+          <w:lang w:val="fr_FR" w:bidi="fr_FR"/>
+        </w:rPr>
+        <w:t>versets 14–15.</w:t>
+      </w:r>
       <w:r>
         <w:rPr>
           <w:lang w:val="fr_FR" w:bidi="fr_FR"/>
@@ -1222,36 +1138,24 @@
         </w:rPr>
         <w:t xml:space="preserve">Le jugement de Dieu sur Sodome et Gomorrhe est devenu un évènement bien connu (voir </w:t>
       </w:r>
-      <w:hyperlink r:id="rId27">
-        <w:r>
-          <w:rPr>
-            <w:lang w:val="fr_FR" w:bidi="fr_FR"/>
-          </w:rPr>
-          <w:rPr>
-            <w:color w:val="0000EE"/>
-            <w:u w:val="single"/>
-          </w:rPr>
-          <w:t>Gn 18.17–19.26</w:t>
-        </w:r>
-      </w:hyperlink>
+      <w:r>
+        <w:rPr>
+          <w:lang w:val="fr_FR" w:bidi="fr_FR"/>
+        </w:rPr>
+        <w:t>Gn 18.17–19.26</w:t>
+      </w:r>
       <w:r>
         <w:rPr>
           <w:lang w:val="fr_FR" w:bidi="fr_FR"/>
         </w:rPr>
         <w:t xml:space="preserve"> ; </w:t>
       </w:r>
-      <w:hyperlink r:id="rId28">
-        <w:r>
-          <w:rPr>
-            <w:lang w:val="fr_FR" w:bidi="fr_FR"/>
-          </w:rPr>
-          <w:rPr>
-            <w:color w:val="0000EE"/>
-            <w:u w:val="single"/>
-          </w:rPr>
-          <w:t>Lc 17.26–29</w:t>
-        </w:r>
-      </w:hyperlink>
+      <w:r>
+        <w:rPr>
+          <w:lang w:val="fr_FR" w:bidi="fr_FR"/>
+        </w:rPr>
+        <w:t>Lc 17.26–29</w:t>
+      </w:r>
       <w:r>
         <w:rPr>
           <w:lang w:val="fr_FR" w:bidi="fr_FR"/>
@@ -1283,18 +1187,12 @@
         </w:rPr>
         <w:t xml:space="preserve"> : </w:t>
       </w:r>
-      <w:hyperlink r:id="rId29">
-        <w:r>
-          <w:rPr>
-            <w:lang w:val="fr_FR" w:bidi="fr_FR"/>
-          </w:rPr>
-          <w:rPr>
-            <w:color w:val="0000EE"/>
-            <w:u w:val="single"/>
-          </w:rPr>
-          <w:t>Dt 29.23</w:t>
-        </w:r>
-      </w:hyperlink>
+      <w:r>
+        <w:rPr>
+          <w:lang w:val="fr_FR" w:bidi="fr_FR"/>
+        </w:rPr>
+        <w:t>Dt 29.23</w:t>
+      </w:r>
       <w:r>
         <w:rPr>
           <w:lang w:val="fr_FR" w:bidi="fr_FR"/>
@@ -1333,18 +1231,12 @@
         </w:rPr>
         <w:t xml:space="preserve"> : cette proposition désigne probablement les relations sexuelles entre personnes du même sexe (</w:t>
       </w:r>
-      <w:hyperlink r:id="rId30">
-        <w:r>
-          <w:rPr>
-            <w:lang w:val="fr_FR" w:bidi="fr_FR"/>
-          </w:rPr>
-          <w:rPr>
-            <w:color w:val="0000EE"/>
-            <w:u w:val="single"/>
-          </w:rPr>
-          <w:t>Gn 19.5–10</w:t>
-        </w:r>
-      </w:hyperlink>
+      <w:r>
+        <w:rPr>
+          <w:lang w:val="fr_FR" w:bidi="fr_FR"/>
+        </w:rPr>
+        <w:t>Gn 19.5–10</w:t>
+      </w:r>
       <w:r>
         <w:rPr>
           <w:lang w:val="fr_FR" w:bidi="fr_FR"/>
@@ -1424,36 +1316,24 @@
         </w:rPr>
         <w:t xml:space="preserve"> (voir </w:t>
       </w:r>
-      <w:hyperlink r:id="rId31">
-        <w:r>
-          <w:rPr>
-            <w:lang w:val="fr_FR" w:bidi="fr_FR"/>
-          </w:rPr>
-          <w:rPr>
-            <w:color w:val="0000EE"/>
-            <w:u w:val="single"/>
-          </w:rPr>
-          <w:t>1.18</w:t>
-        </w:r>
-      </w:hyperlink>
+      <w:r>
+        <w:rPr>
+          <w:lang w:val="fr_FR" w:bidi="fr_FR"/>
+        </w:rPr>
+        <w:t>1.18</w:t>
+      </w:r>
       <w:r>
         <w:rPr>
           <w:lang w:val="fr_FR" w:bidi="fr_FR"/>
         </w:rPr>
         <w:t xml:space="preserve"> ; </w:t>
       </w:r>
-      <w:hyperlink r:id="rId32">
-        <w:r>
-          <w:rPr>
-            <w:lang w:val="fr_FR" w:bidi="fr_FR"/>
-          </w:rPr>
-          <w:rPr>
-            <w:color w:val="0000EE"/>
-            <w:u w:val="single"/>
-          </w:rPr>
-          <w:t>2P 3.3–4</w:t>
-        </w:r>
-      </w:hyperlink>
+      <w:r>
+        <w:rPr>
+          <w:lang w:val="fr_FR" w:bidi="fr_FR"/>
+        </w:rPr>
+        <w:t>2P 3.3–4</w:t>
+      </w:r>
       <w:r>
         <w:rPr>
           <w:lang w:val="fr_FR" w:bidi="fr_FR"/>
@@ -1472,18 +1352,12 @@
         </w:rPr>
         <w:t xml:space="preserve"> (comparer avec </w:t>
       </w:r>
-      <w:hyperlink r:id="rId33">
-        <w:r>
-          <w:rPr>
-            <w:lang w:val="fr_FR" w:bidi="fr_FR"/>
-          </w:rPr>
-          <w:rPr>
-            <w:color w:val="0000EE"/>
-            <w:u w:val="single"/>
-          </w:rPr>
-          <w:t>2P 2.10</w:t>
-        </w:r>
-      </w:hyperlink>
+      <w:r>
+        <w:rPr>
+          <w:lang w:val="fr_FR" w:bidi="fr_FR"/>
+        </w:rPr>
+        <w:t>2P 2.10</w:t>
+      </w:r>
       <w:r>
         <w:rPr>
           <w:lang w:val="fr_FR" w:bidi="fr_FR"/>
@@ -1550,18 +1424,12 @@
         </w:rPr>
         <w:t xml:space="preserve"> (voir aussi </w:t>
       </w:r>
-      <w:hyperlink r:id="rId34">
-        <w:r>
-          <w:rPr>
-            <w:lang w:val="fr_FR" w:bidi="fr_FR"/>
-          </w:rPr>
-          <w:rPr>
-            <w:color w:val="0000EE"/>
-            <w:u w:val="single"/>
-          </w:rPr>
-          <w:t>1Th 4.16</w:t>
-        </w:r>
-      </w:hyperlink>
+      <w:r>
+        <w:rPr>
+          <w:lang w:val="fr_FR" w:bidi="fr_FR"/>
+        </w:rPr>
+        <w:t>1Th 4.16</w:t>
+      </w:r>
       <w:r>
         <w:rPr>
           <w:lang w:val="fr_FR" w:bidi="fr_FR"/>
@@ -1580,72 +1448,48 @@
         </w:rPr>
         <w:t xml:space="preserve"> (</w:t>
       </w:r>
-      <w:hyperlink r:id="rId35">
-        <w:r>
-          <w:rPr>
-            <w:lang w:val="fr_FR" w:bidi="fr_FR"/>
-          </w:rPr>
-          <w:rPr>
-            <w:color w:val="0000EE"/>
-            <w:u w:val="single"/>
-          </w:rPr>
-          <w:t>Dn 10.13</w:t>
-        </w:r>
-      </w:hyperlink>
+      <w:r>
+        <w:rPr>
+          <w:lang w:val="fr_FR" w:bidi="fr_FR"/>
+        </w:rPr>
+        <w:t>Dn 10.13</w:t>
+      </w:r>
       <w:r>
         <w:rPr>
           <w:lang w:val="fr_FR" w:bidi="fr_FR"/>
         </w:rPr>
         <w:t xml:space="preserve">, </w:t>
       </w:r>
-      <w:hyperlink r:id="rId36">
-        <w:r>
-          <w:rPr>
-            <w:lang w:val="fr_FR" w:bidi="fr_FR"/>
-          </w:rPr>
-          <w:rPr>
-            <w:color w:val="0000EE"/>
-            <w:u w:val="single"/>
-          </w:rPr>
-          <w:t xml:space="preserve">21 </w:t>
-        </w:r>
-      </w:hyperlink>
+      <w:r>
+        <w:rPr>
+          <w:lang w:val="fr_FR" w:bidi="fr_FR"/>
+        </w:rPr>
+        <w:t xml:space="preserve">21 </w:t>
+      </w:r>
       <w:r>
         <w:rPr>
           <w:lang w:val="fr_FR" w:bidi="fr_FR"/>
         </w:rPr>
         <w:t xml:space="preserve">; </w:t>
       </w:r>
-      <w:hyperlink r:id="rId37">
-        <w:r>
-          <w:rPr>
-            <w:lang w:val="fr_FR" w:bidi="fr_FR"/>
-          </w:rPr>
-          <w:rPr>
-            <w:color w:val="0000EE"/>
-            <w:u w:val="single"/>
-          </w:rPr>
-          <w:t xml:space="preserve">12.1 </w:t>
-        </w:r>
-      </w:hyperlink>
+      <w:r>
+        <w:rPr>
+          <w:lang w:val="fr_FR" w:bidi="fr_FR"/>
+        </w:rPr>
+        <w:t xml:space="preserve">12.1 </w:t>
+      </w:r>
       <w:r>
         <w:rPr>
           <w:lang w:val="fr_FR" w:bidi="fr_FR"/>
         </w:rPr>
         <w:t xml:space="preserve">; </w:t>
       </w:r>
-      <w:hyperlink r:id="rId38">
-        <w:r>
-          <w:rPr>
-            <w:lang w:val="fr_FR" w:bidi="fr_FR"/>
-          </w:rPr>
-          <w:rPr>
-            <w:color w:val="0000EE"/>
-            <w:u w:val="single"/>
-          </w:rPr>
-          <w:t>Ap 12.7</w:t>
-        </w:r>
-      </w:hyperlink>
+      <w:r>
+        <w:rPr>
+          <w:lang w:val="fr_FR" w:bidi="fr_FR"/>
+        </w:rPr>
+        <w:t>Ap 12.7</w:t>
+      </w:r>
       <w:r>
         <w:rPr>
           <w:lang w:val="fr_FR" w:bidi="fr_FR"/>
@@ -1736,18 +1580,12 @@
         </w:rPr>
         <w:t xml:space="preserve"> : Voir </w:t>
       </w:r>
-      <w:hyperlink r:id="rId39">
-        <w:r>
-          <w:rPr>
-            <w:lang w:val="fr_FR" w:bidi="fr_FR"/>
-          </w:rPr>
-          <w:rPr>
-            <w:color w:val="0000EE"/>
-            <w:u w:val="single"/>
-          </w:rPr>
-          <w:t>Gn 4.1–16</w:t>
-        </w:r>
-      </w:hyperlink>
+      <w:r>
+        <w:rPr>
+          <w:lang w:val="fr_FR" w:bidi="fr_FR"/>
+        </w:rPr>
+        <w:t>Gn 4.1–16</w:t>
+      </w:r>
       <w:r>
         <w:rPr>
           <w:lang w:val="fr_FR" w:bidi="fr_FR"/>
@@ -1816,18 +1654,12 @@
         </w:rPr>
         <w:t xml:space="preserve"> : Référence aux versets </w:t>
       </w:r>
-      <w:hyperlink r:id="rId40">
-        <w:r>
-          <w:rPr>
-            <w:lang w:val="fr_FR" w:bidi="fr_FR"/>
-          </w:rPr>
-          <w:rPr>
-            <w:color w:val="0000EE"/>
-            <w:u w:val="single"/>
-          </w:rPr>
-          <w:t>Nb 16.1–35</w:t>
-        </w:r>
-      </w:hyperlink>
+      <w:r>
+        <w:rPr>
+          <w:lang w:val="fr_FR" w:bidi="fr_FR"/>
+        </w:rPr>
+        <w:t>Nb 16.1–35</w:t>
+      </w:r>
       <w:r>
         <w:rPr>
           <w:lang w:val="fr_FR" w:bidi="fr_FR"/>
@@ -1984,90 +1816,60 @@
         </w:rPr>
         <w:t xml:space="preserve"> (voir </w:t>
       </w:r>
-      <w:hyperlink r:id="rId41">
-        <w:r>
-          <w:rPr>
-            <w:lang w:val="fr_FR" w:bidi="fr_FR"/>
-          </w:rPr>
-          <w:rPr>
-            <w:color w:val="0000EE"/>
-            <w:u w:val="single"/>
-          </w:rPr>
-          <w:t xml:space="preserve">Gn 5.18–24 </w:t>
-        </w:r>
-      </w:hyperlink>
+      <w:r>
+        <w:rPr>
+          <w:lang w:val="fr_FR" w:bidi="fr_FR"/>
+        </w:rPr>
+        <w:t xml:space="preserve">Gn 5.18–24 </w:t>
+      </w:r>
       <w:r>
         <w:rPr>
           <w:lang w:val="fr_FR" w:bidi="fr_FR"/>
         </w:rPr>
         <w:t xml:space="preserve">; </w:t>
       </w:r>
-      <w:hyperlink r:id="rId42">
-        <w:r>
-          <w:rPr>
-            <w:lang w:val="fr_FR" w:bidi="fr_FR"/>
-          </w:rPr>
-          <w:rPr>
-            <w:color w:val="0000EE"/>
-            <w:u w:val="single"/>
-          </w:rPr>
-          <w:t>1 Ch 1.3</w:t>
-        </w:r>
-      </w:hyperlink>
+      <w:r>
+        <w:rPr>
+          <w:lang w:val="fr_FR" w:bidi="fr_FR"/>
+        </w:rPr>
+        <w:t>1 Ch 1.3</w:t>
+      </w:r>
       <w:r>
         <w:rPr>
           <w:lang w:val="fr_FR" w:bidi="fr_FR"/>
         </w:rPr>
         <w:t xml:space="preserve">). Le verset </w:t>
       </w:r>
-      <w:hyperlink r:id="rId43">
-        <w:r>
-          <w:rPr>
-            <w:lang w:val="fr_FR" w:bidi="fr_FR"/>
-          </w:rPr>
-          <w:rPr>
-            <w:color w:val="0000EE"/>
-            <w:u w:val="single"/>
-          </w:rPr>
-          <w:t>Gn 5.24</w:t>
-        </w:r>
-      </w:hyperlink>
+      <w:r>
+        <w:rPr>
+          <w:lang w:val="fr_FR" w:bidi="fr_FR"/>
+        </w:rPr>
+        <w:t>Gn 5.24</w:t>
+      </w:r>
       <w:r>
         <w:rPr>
           <w:lang w:val="fr_FR" w:bidi="fr_FR"/>
         </w:rPr>
         <w:t xml:space="preserve"> suggère qu’il n’est pas mort, mais qu’il a été enlevé directement au ciel (comparer avec </w:t>
       </w:r>
-      <w:hyperlink r:id="rId44">
-        <w:r>
-          <w:rPr>
-            <w:lang w:val="fr_FR" w:bidi="fr_FR"/>
-          </w:rPr>
-          <w:rPr>
-            <w:color w:val="0000EE"/>
-            <w:u w:val="single"/>
-          </w:rPr>
-          <w:t>2R 2.1–13</w:t>
-        </w:r>
-      </w:hyperlink>
+      <w:r>
+        <w:rPr>
+          <w:lang w:val="fr_FR" w:bidi="fr_FR"/>
+        </w:rPr>
+        <w:t>2R 2.1–13</w:t>
+      </w:r>
       <w:r>
         <w:rPr>
           <w:lang w:val="fr_FR" w:bidi="fr_FR"/>
         </w:rPr>
         <w:t xml:space="preserve"> ; voir </w:t>
       </w:r>
-      <w:hyperlink r:id="rId45">
-        <w:r>
-          <w:rPr>
-            <w:lang w:val="fr_FR" w:bidi="fr_FR"/>
-          </w:rPr>
-          <w:rPr>
-            <w:color w:val="0000EE"/>
-            <w:u w:val="single"/>
-          </w:rPr>
-          <w:t>Hé 11.5</w:t>
-        </w:r>
-      </w:hyperlink>
+      <w:r>
+        <w:rPr>
+          <w:lang w:val="fr_FR" w:bidi="fr_FR"/>
+        </w:rPr>
+        <w:t>Hé 11.5</w:t>
+      </w:r>
       <w:r>
         <w:rPr>
           <w:lang w:val="fr_FR" w:bidi="fr_FR"/>
@@ -2167,54 +1969,36 @@
         </w:rPr>
         <w:t xml:space="preserve">: Voir </w:t>
       </w:r>
-      <w:hyperlink r:id="rId46">
-        <w:r>
-          <w:rPr>
-            <w:lang w:val="fr_FR" w:bidi="fr_FR"/>
-          </w:rPr>
-          <w:rPr>
-            <w:color w:val="0000EE"/>
-            <w:u w:val="single"/>
-          </w:rPr>
-          <w:t>Ac 20.29–30 ;</w:t>
-        </w:r>
-      </w:hyperlink>
+      <w:r>
+        <w:rPr>
+          <w:lang w:val="fr_FR" w:bidi="fr_FR"/>
+        </w:rPr>
+        <w:t>Ac 20.29–30 ;</w:t>
+      </w:r>
       <w:r>
         <w:rPr>
           <w:lang w:val="fr_FR" w:bidi="fr_FR"/>
         </w:rPr>
         <w:t xml:space="preserve"> </w:t>
       </w:r>
-      <w:hyperlink r:id="rId47">
-        <w:r>
-          <w:rPr>
-            <w:lang w:val="fr_FR" w:bidi="fr_FR"/>
-          </w:rPr>
-          <w:rPr>
-            <w:color w:val="0000EE"/>
-            <w:u w:val="single"/>
-          </w:rPr>
-          <w:t>1Tm 4.1–3</w:t>
-        </w:r>
-      </w:hyperlink>
+      <w:r>
+        <w:rPr>
+          <w:lang w:val="fr_FR" w:bidi="fr_FR"/>
+        </w:rPr>
+        <w:t>1Tm 4.1–3</w:t>
+      </w:r>
       <w:r>
         <w:rPr>
           <w:lang w:val="fr_FR" w:bidi="fr_FR"/>
         </w:rPr>
         <w:t xml:space="preserve">, et </w:t>
       </w:r>
-      <w:hyperlink r:id="rId48">
-        <w:r>
-          <w:rPr>
-            <w:lang w:val="fr_FR" w:bidi="fr_FR"/>
-          </w:rPr>
-          <w:rPr>
-            <w:color w:val="0000EE"/>
-            <w:u w:val="single"/>
-          </w:rPr>
-          <w:t>2 Tm 3.1–5</w:t>
-        </w:r>
-      </w:hyperlink>
+      <w:r>
+        <w:rPr>
+          <w:lang w:val="fr_FR" w:bidi="fr_FR"/>
+        </w:rPr>
+        <w:t>2 Tm 3.1–5</w:t>
+      </w:r>
       <w:r>
         <w:rPr>
           <w:lang w:val="fr_FR" w:bidi="fr_FR"/>
@@ -2275,18 +2059,12 @@
         </w:rPr>
         <w:t xml:space="preserve">(voir </w:t>
       </w:r>
-      <w:hyperlink r:id="rId49">
-        <w:r>
-          <w:rPr>
-            <w:lang w:val="fr_FR" w:bidi="fr_FR"/>
-          </w:rPr>
-          <w:rPr>
-            <w:color w:val="0000EE"/>
-            <w:u w:val="single"/>
-          </w:rPr>
-          <w:t>1.3–4</w:t>
-        </w:r>
-      </w:hyperlink>
+      <w:r>
+        <w:rPr>
+          <w:lang w:val="fr_FR" w:bidi="fr_FR"/>
+        </w:rPr>
+        <w:t>1.3–4</w:t>
+      </w:r>
       <w:r>
         <w:rPr>
           <w:lang w:val="fr_FR" w:bidi="fr_FR"/>
@@ -2305,18 +2083,12 @@
         </w:rPr>
         <w:t xml:space="preserve"> (</w:t>
       </w:r>
-      <w:hyperlink r:id="rId50">
-        <w:r>
-          <w:rPr>
-            <w:lang w:val="fr_FR" w:bidi="fr_FR"/>
-          </w:rPr>
-          <w:rPr>
-            <w:color w:val="0000EE"/>
-            <w:u w:val="single"/>
-          </w:rPr>
-          <w:t>1.17–19</w:t>
-        </w:r>
-      </w:hyperlink>
+      <w:r>
+        <w:rPr>
+          <w:lang w:val="fr_FR" w:bidi="fr_FR"/>
+        </w:rPr>
+        <w:t>1.17–19</w:t>
+      </w:r>
       <w:r>
         <w:rPr>
           <w:lang w:val="fr_FR" w:bidi="fr_FR"/>
@@ -2335,18 +2107,12 @@
         </w:rPr>
         <w:t xml:space="preserve"> (</w:t>
       </w:r>
-      <w:hyperlink r:id="rId51">
-        <w:r>
-          <w:rPr>
-            <w:lang w:val="fr_FR" w:bidi="fr_FR"/>
-          </w:rPr>
-          <w:rPr>
-            <w:color w:val="0000EE"/>
-            <w:u w:val="single"/>
-          </w:rPr>
-          <w:t>1.20–21</w:t>
-        </w:r>
-      </w:hyperlink>
+      <w:r>
+        <w:rPr>
+          <w:lang w:val="fr_FR" w:bidi="fr_FR"/>
+        </w:rPr>
+        <w:t>1.20–21</w:t>
+      </w:r>
       <w:r>
         <w:rPr>
           <w:lang w:val="fr_FR" w:bidi="fr_FR"/>
@@ -2365,18 +2131,12 @@
         </w:rPr>
         <w:t xml:space="preserve"> (</w:t>
       </w:r>
-      <w:hyperlink r:id="rId20">
-        <w:r>
-          <w:rPr>
-            <w:lang w:val="fr_FR" w:bidi="fr_FR"/>
-          </w:rPr>
-          <w:rPr>
-            <w:color w:val="0000EE"/>
-            <w:u w:val="single"/>
-          </w:rPr>
-          <w:t>1.22–23</w:t>
-        </w:r>
-      </w:hyperlink>
+      <w:r>
+        <w:rPr>
+          <w:lang w:val="fr_FR" w:bidi="fr_FR"/>
+        </w:rPr>
+        <w:t>1.22–23</w:t>
+      </w:r>
       <w:r>
         <w:rPr>
           <w:lang w:val="fr_FR" w:bidi="fr_FR"/>
@@ -2444,18 +2204,12 @@
         </w:rPr>
         <w:t xml:space="preserve"> (</w:t>
       </w:r>
-      <w:hyperlink r:id="rId52">
-        <w:r>
-          <w:rPr>
-            <w:lang w:val="fr_FR" w:bidi="fr_FR"/>
-          </w:rPr>
-          <w:rPr>
-            <w:color w:val="0000EE"/>
-            <w:u w:val="single"/>
-          </w:rPr>
-          <w:t>1.19</w:t>
-        </w:r>
-      </w:hyperlink>
+      <w:r>
+        <w:rPr>
+          <w:lang w:val="fr_FR" w:bidi="fr_FR"/>
+        </w:rPr>
+        <w:t>1.19</w:t>
+      </w:r>
       <w:r>
         <w:rPr>
           <w:lang w:val="fr_FR" w:bidi="fr_FR"/>
@@ -2529,18 +2283,12 @@
         </w:rPr>
         <w:t xml:space="preserve"> au verset </w:t>
       </w:r>
-      <w:hyperlink r:id="rId53">
-        <w:r>
-          <w:rPr>
-            <w:lang w:val="fr_FR" w:bidi="fr_FR"/>
-          </w:rPr>
-          <w:rPr>
-            <w:color w:val="0000EE"/>
-            <w:u w:val="single"/>
-          </w:rPr>
-          <w:t>1.3</w:t>
-        </w:r>
-      </w:hyperlink>
+      <w:r>
+        <w:rPr>
+          <w:lang w:val="fr_FR" w:bidi="fr_FR"/>
+        </w:rPr>
+        <w:t>1.3</w:t>
+      </w:r>
       <w:r>
         <w:rPr>
           <w:lang w:val="fr_FR" w:bidi="fr_FR"/>
@@ -2831,36 +2579,24 @@
         </w:rPr>
         <w:t xml:space="preserve"> (</w:t>
       </w:r>
-      <w:hyperlink r:id="rId54">
-        <w:r>
-          <w:rPr>
-            <w:lang w:val="fr_FR" w:bidi="fr_FR"/>
-          </w:rPr>
-          <w:rPr>
-            <w:color w:val="0000EE"/>
-            <w:u w:val="single"/>
-          </w:rPr>
-          <w:t>1.5–7</w:t>
-        </w:r>
-      </w:hyperlink>
+      <w:r>
+        <w:rPr>
+          <w:lang w:val="fr_FR" w:bidi="fr_FR"/>
+        </w:rPr>
+        <w:t>1.5–7</w:t>
+      </w:r>
       <w:r>
         <w:rPr>
           <w:lang w:val="fr_FR" w:bidi="fr_FR"/>
         </w:rPr>
         <w:t xml:space="preserve">, </w:t>
       </w:r>
-      <w:hyperlink r:id="rId55">
-        <w:r>
-          <w:rPr>
-            <w:lang w:val="fr_FR" w:bidi="fr_FR"/>
-          </w:rPr>
-          <w:rPr>
-            <w:color w:val="0000EE"/>
-            <w:u w:val="single"/>
-          </w:rPr>
-          <w:t>11</w:t>
-        </w:r>
-      </w:hyperlink>
+      <w:r>
+        <w:rPr>
+          <w:lang w:val="fr_FR" w:bidi="fr_FR"/>
+        </w:rPr>
+        <w:t>11</w:t>
+      </w:r>
       <w:r>
         <w:rPr>
           <w:lang w:val="fr_FR" w:bidi="fr_FR"/>
@@ -2969,18 +2705,12 @@
         </w:rPr>
         <w:t xml:space="preserve"> (voir </w:t>
       </w:r>
-      <w:hyperlink r:id="rId56">
-        <w:r>
-          <w:rPr>
-            <w:lang w:val="fr_FR" w:bidi="fr_FR"/>
-          </w:rPr>
-          <w:rPr>
-            <w:color w:val="0000EE"/>
-            <w:u w:val="single"/>
-          </w:rPr>
-          <w:t>Mt 5.44</w:t>
-        </w:r>
-      </w:hyperlink>
+      <w:r>
+        <w:rPr>
+          <w:lang w:val="fr_FR" w:bidi="fr_FR"/>
+        </w:rPr>
+        <w:t>Mt 5.44</w:t>
+      </w:r>
       <w:r>
         <w:rPr>
           <w:lang w:val="fr_FR" w:bidi="fr_FR"/>
@@ -3011,36 +2741,24 @@
         </w:rPr>
         <w:t xml:space="preserve">oir </w:t>
       </w:r>
-      <w:hyperlink r:id="rId57">
-        <w:r>
-          <w:rPr>
-            <w:lang w:val="fr_FR" w:bidi="fr_FR"/>
-          </w:rPr>
-          <w:rPr>
-            <w:color w:val="0000EE"/>
-            <w:u w:val="single"/>
-          </w:rPr>
-          <w:t>Za 3.1–4</w:t>
-        </w:r>
-      </w:hyperlink>
+      <w:r>
+        <w:rPr>
+          <w:lang w:val="fr_FR" w:bidi="fr_FR"/>
+        </w:rPr>
+        <w:t>Za 3.1–4</w:t>
+      </w:r>
       <w:r>
         <w:rPr>
           <w:lang w:val="fr_FR" w:bidi="fr_FR"/>
         </w:rPr>
         <w:t xml:space="preserve"> ; </w:t>
       </w:r>
-      <w:hyperlink r:id="rId58">
-        <w:r>
-          <w:rPr>
-            <w:lang w:val="fr_FR" w:bidi="fr_FR"/>
-          </w:rPr>
-          <w:rPr>
-            <w:color w:val="0000EE"/>
-            <w:u w:val="single"/>
-          </w:rPr>
-          <w:t>Ap 3.4</w:t>
-        </w:r>
-      </w:hyperlink>
+      <w:r>
+        <w:rPr>
+          <w:lang w:val="fr_FR" w:bidi="fr_FR"/>
+        </w:rPr>
+        <w:t>Ap 3.4</w:t>
+      </w:r>
       <w:r>
         <w:rPr>
           <w:lang w:val="fr_FR" w:bidi="fr_FR"/>
